--- a/assets/downloads/modelopage.docx
+++ b/assets/downloads/modelopage.docx
@@ -2,7 +2,2775 @@
 <file path=word/document.xml><?xml version="1.0" encoding="utf-8"?>
 <w:document xmlns:wpc="http://schemas.microsoft.com/office/word/2010/wordprocessingCanvas" xmlns:cx="http://schemas.microsoft.com/office/drawing/2014/chartex" xmlns:cx1="http://schemas.microsoft.com/office/drawing/2015/9/8/chartex" xmlns:cx2="http://schemas.microsoft.com/office/drawing/2015/10/21/chartex" xmlns:cx3="http://schemas.microsoft.com/office/drawing/2016/5/9/chartex" xmlns:cx4="http://schemas.microsoft.com/office/drawing/2016/5/10/chartex" xmlns:cx5="http://schemas.microsoft.com/office/drawing/2016/5/11/chartex" xmlns:cx6="http://schemas.microsoft.com/office/drawing/2016/5/12/chartex" xmlns:cx7="http://schemas.microsoft.com/office/drawing/2016/5/13/chartex" xmlns:cx8="http://schemas.microsoft.com/office/drawing/2016/5/14/chartex" xmlns:mc="http://schemas.openxmlformats.org/markup-compatibility/2006" xmlns:aink="http://schemas.microsoft.com/office/drawing/2016/ink" xmlns:am3d="http://schemas.microsoft.com/office/drawing/2017/model3d" xmlns:o="urn:schemas-microsoft-com:office:office" xmlns:r="http://schemas.openxmlformats.org/officeDocument/2006/relationships" xmlns:m="http://schemas.openxmlformats.org/officeDocument/2006/math" xmlns:v="urn:schemas-microsoft-com:vml" xmlns:wp14="http://schemas.microsoft.com/office/word/2010/wordprocessingDrawing" xmlns:wp="http://schemas.openxmlformats.org/drawingml/2006/wordprocessingDrawing" xmlns:w10="urn:schemas-microsoft-com:office:word" xmlns:w="http://schemas.openxmlformats.org/wordprocessingml/2006/main" xmlns:w14="http://schemas.microsoft.com/office/word/2010/wordml" xmlns:w15="http://schemas.microsoft.com/office/word/2012/wordml" xmlns:w16cex="http://schemas.microsoft.com/office/word/2018/wordml/cex" xmlns:w16cid="http://schemas.microsoft.com/office/word/2016/wordml/cid" xmlns:w16="http://schemas.microsoft.com/office/word/2018/wordml" xmlns:w16sdtdh="http://schemas.microsoft.com/office/word/2020/wordml/sdtdatahash" xmlns:w16se="http://schemas.microsoft.com/office/word/2015/wordml/symex" xmlns:wpg="http://schemas.microsoft.com/office/word/2010/wordprocessingGroup" xmlns:wpi="http://schemas.microsoft.com/office/word/2010/wordprocessingInk" xmlns:wne="http://schemas.microsoft.com/office/word/2006/wordml" xmlns:wps="http://schemas.microsoft.com/office/word/2010/wordprocessingShape" mc:Ignorable="w14 w15 w16se w16cid w16 w16cex w16sdtdh wp14">
   <w:body>
-    <w:p/>
+    <w:p>
+      <w:pPr>
+        <w:tabs>
+          <w:tab w:val="left" w:pos="2127"/>
+        </w:tabs>
+        <w:spacing w:line="360" w:lineRule="auto"/>
+        <w:ind w:left="2094" w:right="1996"/>
+        <w:jc w:val="center"/>
+        <w:rPr>
+          <w:rFonts w:ascii="Arial" w:hAnsi="Arial" w:cs="Arial"/>
+          <w:b/>
+          <w:sz w:val="24"/>
+          <w:szCs w:val="24"/>
+        </w:rPr>
+      </w:pPr>
+      <w:r>
+        <w:rPr>
+          <w:rFonts w:ascii="Arial" w:hAnsi="Arial" w:cs="Arial"/>
+          <w:b/>
+          <w:sz w:val="24"/>
+          <w:szCs w:val="24"/>
+        </w:rPr>
+        <w:t>REGULAMENTO PARA APRESENTAÇÃO DE TRABALHOS</w:t>
+      </w:r>
+    </w:p>
+    <w:p>
+      <w:pPr>
+        <w:tabs>
+          <w:tab w:val="left" w:pos="2127"/>
+        </w:tabs>
+        <w:spacing w:line="360" w:lineRule="auto"/>
+        <w:ind w:left="220" w:right="113"/>
+        <w:jc w:val="both"/>
+        <w:rPr>
+          <w:rFonts w:ascii="Arial" w:hAnsi="Arial" w:cs="Arial"/>
+          <w:sz w:val="24"/>
+          <w:szCs w:val="24"/>
+        </w:rPr>
+      </w:pPr>
+    </w:p>
+    <w:p>
+      <w:pPr>
+        <w:tabs>
+          <w:tab w:val="left" w:pos="2127"/>
+        </w:tabs>
+        <w:spacing w:line="360" w:lineRule="auto"/>
+        <w:ind w:right="113"/>
+        <w:jc w:val="both"/>
+        <w:rPr>
+          <w:rFonts w:ascii="Arial" w:hAnsi="Arial" w:cs="Arial"/>
+          <w:sz w:val="24"/>
+          <w:szCs w:val="24"/>
+        </w:rPr>
+      </w:pPr>
+      <w:r>
+        <w:rPr>
+          <w:rFonts w:ascii="Arial" w:hAnsi="Arial" w:cs="Arial"/>
+          <w:sz w:val="24"/>
+          <w:szCs w:val="24"/>
+        </w:rPr>
+        <w:t>A presente norma regulamenta os procedimentos para a submissão de trabalhos</w:t>
+      </w:r>
+      <w:r>
+        <w:rPr>
+          <w:rFonts w:ascii="Arial" w:hAnsi="Arial" w:cs="Arial"/>
+          <w:spacing w:val="1"/>
+          <w:sz w:val="24"/>
+          <w:szCs w:val="24"/>
+        </w:rPr>
+        <w:t xml:space="preserve"> a serem apresentados n</w:t>
+      </w:r>
+      <w:r>
+        <w:rPr>
+          <w:rFonts w:ascii="Arial" w:hAnsi="Arial" w:cs="Arial"/>
+          <w:sz w:val="24"/>
+          <w:szCs w:val="24"/>
+        </w:rPr>
+        <w:t xml:space="preserve">o </w:t>
+      </w:r>
+      <w:bookmarkStart w:id="0" w:name="OLE_LINK26"/>
+      <w:bookmarkStart w:id="1" w:name="OLE_LINK27"/>
+      <w:r>
+        <w:rPr>
+          <w:rFonts w:ascii="Arial" w:hAnsi="Arial" w:cs="Arial"/>
+          <w:b/>
+          <w:bCs/>
+          <w:sz w:val="24"/>
+          <w:szCs w:val="24"/>
+        </w:rPr>
+        <w:t>II</w:t>
+      </w:r>
+      <w:r>
+        <w:rPr>
+          <w:rFonts w:ascii="Arial" w:hAnsi="Arial" w:cs="Arial"/>
+          <w:sz w:val="24"/>
+          <w:szCs w:val="24"/>
+        </w:rPr>
+        <w:t xml:space="preserve"> </w:t>
+      </w:r>
+      <w:r>
+        <w:rPr>
+          <w:rFonts w:ascii="Arial" w:hAnsi="Arial" w:cs="Arial"/>
+          <w:b/>
+          <w:bCs/>
+          <w:sz w:val="24"/>
+          <w:szCs w:val="24"/>
+        </w:rPr>
+        <w:t>Simpósio Internacional em Ciências da Saúd</w:t>
+      </w:r>
+      <w:bookmarkEnd w:id="0"/>
+      <w:bookmarkEnd w:id="1"/>
+      <w:r>
+        <w:rPr>
+          <w:rFonts w:ascii="Arial" w:hAnsi="Arial" w:cs="Arial"/>
+          <w:b/>
+          <w:bCs/>
+          <w:sz w:val="24"/>
+          <w:szCs w:val="24"/>
+        </w:rPr>
+        <w:t>e: doenças crônicas e saúde mental</w:t>
+      </w:r>
+      <w:r>
+        <w:rPr>
+          <w:rFonts w:ascii="Arial" w:hAnsi="Arial" w:cs="Arial"/>
+          <w:sz w:val="24"/>
+          <w:szCs w:val="24"/>
+        </w:rPr>
+        <w:t>, a realizar-se nos dias 26 e 27 de maio de 2026,</w:t>
+      </w:r>
+      <w:r>
+        <w:rPr>
+          <w:rFonts w:ascii="Arial" w:hAnsi="Arial" w:cs="Arial"/>
+          <w:spacing w:val="1"/>
+          <w:sz w:val="24"/>
+          <w:szCs w:val="24"/>
+        </w:rPr>
+        <w:t xml:space="preserve"> </w:t>
+      </w:r>
+      <w:r>
+        <w:rPr>
+          <w:rFonts w:ascii="Arial" w:hAnsi="Arial" w:cs="Arial"/>
+          <w:sz w:val="24"/>
+          <w:szCs w:val="24"/>
+        </w:rPr>
+        <w:t>na Universidade de Marília - UNIMAR.</w:t>
+      </w:r>
+    </w:p>
+    <w:p>
+      <w:pPr>
+        <w:tabs>
+          <w:tab w:val="left" w:pos="2127"/>
+        </w:tabs>
+        <w:spacing w:line="360" w:lineRule="auto"/>
+        <w:ind w:right="113"/>
+        <w:jc w:val="both"/>
+        <w:rPr>
+          <w:rFonts w:ascii="Arial" w:hAnsi="Arial" w:cs="Arial"/>
+          <w:sz w:val="24"/>
+          <w:szCs w:val="24"/>
+        </w:rPr>
+      </w:pPr>
+    </w:p>
+    <w:p>
+      <w:pPr>
+        <w:pStyle w:val="PargrafodaLista"/>
+        <w:numPr>
+          <w:ilvl w:val="0"/>
+          <w:numId w:val="2"/>
+        </w:numPr>
+        <w:tabs>
+          <w:tab w:val="left" w:pos="284"/>
+        </w:tabs>
+        <w:spacing w:line="360" w:lineRule="auto"/>
+        <w:ind w:left="0" w:firstLine="0"/>
+        <w:jc w:val="both"/>
+        <w:rPr>
+          <w:rFonts w:ascii="Arial" w:hAnsi="Arial" w:cs="Arial"/>
+          <w:b/>
+          <w:sz w:val="24"/>
+          <w:szCs w:val="24"/>
+        </w:rPr>
+      </w:pPr>
+      <w:r>
+        <w:rPr>
+          <w:rFonts w:ascii="Arial" w:hAnsi="Arial" w:cs="Arial"/>
+          <w:b/>
+          <w:sz w:val="24"/>
+          <w:szCs w:val="24"/>
+        </w:rPr>
+        <w:t>Datas Importantes</w:t>
+      </w:r>
+    </w:p>
+    <w:tbl>
+      <w:tblPr>
+        <w:tblStyle w:val="TableNormal1"/>
+        <w:tblW w:w="8558" w:type="dxa"/>
+        <w:tblBorders>
+          <w:top w:val="single" w:sz="4" w:space="0" w:color="000000"/>
+          <w:left w:val="single" w:sz="4" w:space="0" w:color="000000"/>
+          <w:bottom w:val="single" w:sz="4" w:space="0" w:color="000000"/>
+          <w:right w:val="single" w:sz="4" w:space="0" w:color="000000"/>
+          <w:insideH w:val="single" w:sz="4" w:space="0" w:color="000000"/>
+          <w:insideV w:val="single" w:sz="4" w:space="0" w:color="000000"/>
+        </w:tblBorders>
+        <w:tblLayout w:type="fixed"/>
+        <w:tblLook w:val="01E0" w:firstRow="1" w:lastRow="1" w:firstColumn="1" w:lastColumn="1" w:noHBand="0" w:noVBand="0"/>
+      </w:tblPr>
+      <w:tblGrid>
+        <w:gridCol w:w="4395"/>
+        <w:gridCol w:w="4163"/>
+      </w:tblGrid>
+      <w:tr>
+        <w:trPr>
+          <w:trHeight w:val="287"/>
+        </w:trPr>
+        <w:tc>
+          <w:tcPr>
+            <w:tcW w:w="4395" w:type="dxa"/>
+            <w:tcBorders>
+              <w:top w:val="nil"/>
+              <w:left w:val="nil"/>
+            </w:tcBorders>
+          </w:tcPr>
+          <w:p>
+            <w:pPr>
+              <w:pStyle w:val="TableParagraph"/>
+              <w:tabs>
+                <w:tab w:val="left" w:pos="2127"/>
+              </w:tabs>
+              <w:spacing w:line="360" w:lineRule="auto"/>
+              <w:ind w:left="0"/>
+              <w:jc w:val="both"/>
+              <w:rPr>
+                <w:rFonts w:ascii="Arial" w:hAnsi="Arial" w:cs="Arial"/>
+                <w:sz w:val="24"/>
+                <w:szCs w:val="24"/>
+              </w:rPr>
+            </w:pPr>
+          </w:p>
+        </w:tc>
+        <w:tc>
+          <w:tcPr>
+            <w:tcW w:w="4163" w:type="dxa"/>
+            <w:shd w:val="clear" w:color="auto" w:fill="D9D9D9" w:themeFill="background1" w:themeFillShade="D9"/>
+          </w:tcPr>
+          <w:p>
+            <w:pPr>
+              <w:pStyle w:val="TableParagraph"/>
+              <w:spacing w:line="360" w:lineRule="auto"/>
+              <w:ind w:left="0" w:right="136"/>
+              <w:jc w:val="center"/>
+              <w:rPr>
+                <w:rFonts w:ascii="Arial" w:hAnsi="Arial" w:cs="Arial"/>
+                <w:b/>
+                <w:sz w:val="24"/>
+                <w:szCs w:val="24"/>
+              </w:rPr>
+            </w:pPr>
+            <w:r>
+              <w:rPr>
+                <w:rFonts w:ascii="Arial" w:hAnsi="Arial" w:cs="Arial"/>
+                <w:b/>
+                <w:sz w:val="24"/>
+                <w:szCs w:val="24"/>
+              </w:rPr>
+              <w:t>Datas Limites (preliminares)</w:t>
+            </w:r>
+          </w:p>
+        </w:tc>
+      </w:tr>
+      <w:tr>
+        <w:trPr>
+          <w:trHeight w:val="285"/>
+        </w:trPr>
+        <w:tc>
+          <w:tcPr>
+            <w:tcW w:w="4395" w:type="dxa"/>
+          </w:tcPr>
+          <w:p>
+            <w:pPr>
+              <w:pStyle w:val="TableParagraph"/>
+              <w:tabs>
+                <w:tab w:val="left" w:pos="2127"/>
+              </w:tabs>
+              <w:spacing w:line="360" w:lineRule="auto"/>
+              <w:jc w:val="both"/>
+              <w:rPr>
+                <w:rFonts w:ascii="Arial" w:hAnsi="Arial" w:cs="Arial"/>
+                <w:sz w:val="24"/>
+                <w:szCs w:val="24"/>
+              </w:rPr>
+            </w:pPr>
+            <w:r>
+              <w:rPr>
+                <w:rFonts w:ascii="Arial" w:hAnsi="Arial" w:cs="Arial"/>
+                <w:sz w:val="24"/>
+                <w:szCs w:val="24"/>
+              </w:rPr>
+              <w:t>Envio</w:t>
+            </w:r>
+            <w:r>
+              <w:rPr>
+                <w:rFonts w:ascii="Arial" w:hAnsi="Arial" w:cs="Arial"/>
+                <w:spacing w:val="-3"/>
+                <w:sz w:val="24"/>
+                <w:szCs w:val="24"/>
+              </w:rPr>
+              <w:t xml:space="preserve"> </w:t>
+            </w:r>
+            <w:r>
+              <w:rPr>
+                <w:rFonts w:ascii="Arial" w:hAnsi="Arial" w:cs="Arial"/>
+                <w:sz w:val="24"/>
+                <w:szCs w:val="24"/>
+              </w:rPr>
+              <w:t>do resumo*</w:t>
+            </w:r>
+          </w:p>
+        </w:tc>
+        <w:tc>
+          <w:tcPr>
+            <w:tcW w:w="4163" w:type="dxa"/>
+          </w:tcPr>
+          <w:p>
+            <w:pPr>
+              <w:pStyle w:val="TableParagraph"/>
+              <w:tabs>
+                <w:tab w:val="left" w:pos="2127"/>
+              </w:tabs>
+              <w:spacing w:line="360" w:lineRule="auto"/>
+              <w:jc w:val="both"/>
+              <w:rPr>
+                <w:rFonts w:ascii="Arial" w:hAnsi="Arial" w:cs="Arial"/>
+                <w:sz w:val="24"/>
+                <w:szCs w:val="24"/>
+              </w:rPr>
+            </w:pPr>
+            <w:r>
+              <w:rPr>
+                <w:rFonts w:ascii="Arial" w:hAnsi="Arial" w:cs="Arial"/>
+                <w:sz w:val="24"/>
+                <w:szCs w:val="24"/>
+              </w:rPr>
+              <w:t>De 30/03 a 26/04 de 2026, às 23h59</w:t>
+            </w:r>
+          </w:p>
+        </w:tc>
+      </w:tr>
+      <w:tr>
+        <w:trPr>
+          <w:trHeight w:val="285"/>
+        </w:trPr>
+        <w:tc>
+          <w:tcPr>
+            <w:tcW w:w="4395" w:type="dxa"/>
+          </w:tcPr>
+          <w:p>
+            <w:pPr>
+              <w:pStyle w:val="TableParagraph"/>
+              <w:tabs>
+                <w:tab w:val="left" w:pos="2127"/>
+              </w:tabs>
+              <w:spacing w:line="360" w:lineRule="auto"/>
+              <w:jc w:val="both"/>
+              <w:rPr>
+                <w:rFonts w:ascii="Arial" w:hAnsi="Arial" w:cs="Arial"/>
+                <w:sz w:val="24"/>
+                <w:szCs w:val="24"/>
+              </w:rPr>
+            </w:pPr>
+            <w:r>
+              <w:rPr>
+                <w:rFonts w:ascii="Arial" w:hAnsi="Arial" w:cs="Arial"/>
+                <w:sz w:val="24"/>
+                <w:szCs w:val="24"/>
+              </w:rPr>
+              <w:t>Divulgação</w:t>
+            </w:r>
+            <w:r>
+              <w:rPr>
+                <w:rFonts w:ascii="Arial" w:hAnsi="Arial" w:cs="Arial"/>
+                <w:spacing w:val="-3"/>
+                <w:sz w:val="24"/>
+                <w:szCs w:val="24"/>
+              </w:rPr>
+              <w:t xml:space="preserve"> </w:t>
+            </w:r>
+            <w:r>
+              <w:rPr>
+                <w:rFonts w:ascii="Arial" w:hAnsi="Arial" w:cs="Arial"/>
+                <w:sz w:val="24"/>
+                <w:szCs w:val="24"/>
+              </w:rPr>
+              <w:t>da</w:t>
+            </w:r>
+            <w:r>
+              <w:rPr>
+                <w:rFonts w:ascii="Arial" w:hAnsi="Arial" w:cs="Arial"/>
+                <w:spacing w:val="-2"/>
+                <w:sz w:val="24"/>
+                <w:szCs w:val="24"/>
+              </w:rPr>
+              <w:t xml:space="preserve"> </w:t>
+            </w:r>
+            <w:r>
+              <w:rPr>
+                <w:rFonts w:ascii="Arial" w:hAnsi="Arial" w:cs="Arial"/>
+                <w:sz w:val="24"/>
+                <w:szCs w:val="24"/>
+              </w:rPr>
+              <w:t>aprovação</w:t>
+            </w:r>
+            <w:r>
+              <w:rPr>
+                <w:rFonts w:ascii="Arial" w:hAnsi="Arial" w:cs="Arial"/>
+                <w:spacing w:val="-3"/>
+                <w:sz w:val="24"/>
+                <w:szCs w:val="24"/>
+              </w:rPr>
+              <w:t xml:space="preserve"> </w:t>
+            </w:r>
+            <w:r>
+              <w:rPr>
+                <w:rFonts w:ascii="Arial" w:hAnsi="Arial" w:cs="Arial"/>
+                <w:sz w:val="24"/>
+                <w:szCs w:val="24"/>
+              </w:rPr>
+              <w:t xml:space="preserve">do resumo para apresentação de </w:t>
+            </w:r>
+            <w:proofErr w:type="spellStart"/>
+            <w:proofErr w:type="gramStart"/>
+            <w:r>
+              <w:rPr>
+                <w:rFonts w:ascii="Arial" w:hAnsi="Arial" w:cs="Arial"/>
+                <w:sz w:val="24"/>
+                <w:szCs w:val="24"/>
+              </w:rPr>
+              <w:t>pôster</w:t>
+            </w:r>
+            <w:proofErr w:type="spellEnd"/>
+            <w:r>
+              <w:rPr>
+                <w:rFonts w:ascii="Arial" w:hAnsi="Arial" w:cs="Arial"/>
+                <w:sz w:val="24"/>
+                <w:szCs w:val="24"/>
+              </w:rPr>
+              <w:t>.*</w:t>
+            </w:r>
+            <w:proofErr w:type="gramEnd"/>
+            <w:r>
+              <w:rPr>
+                <w:rFonts w:ascii="Arial" w:hAnsi="Arial" w:cs="Arial"/>
+                <w:sz w:val="24"/>
+                <w:szCs w:val="24"/>
+              </w:rPr>
+              <w:t>*</w:t>
+            </w:r>
+          </w:p>
+        </w:tc>
+        <w:tc>
+          <w:tcPr>
+            <w:tcW w:w="4163" w:type="dxa"/>
+            <w:vAlign w:val="center"/>
+          </w:tcPr>
+          <w:p>
+            <w:pPr>
+              <w:pStyle w:val="TableParagraph"/>
+              <w:tabs>
+                <w:tab w:val="left" w:pos="2127"/>
+              </w:tabs>
+              <w:spacing w:line="360" w:lineRule="auto"/>
+              <w:rPr>
+                <w:rFonts w:ascii="Arial" w:hAnsi="Arial" w:cs="Arial"/>
+                <w:sz w:val="24"/>
+                <w:szCs w:val="24"/>
+              </w:rPr>
+            </w:pPr>
+            <w:r>
+              <w:rPr>
+                <w:rFonts w:ascii="Arial" w:hAnsi="Arial" w:cs="Arial"/>
+                <w:sz w:val="24"/>
+                <w:szCs w:val="24"/>
+              </w:rPr>
+              <w:t>Até 10 de maio de 2026</w:t>
+            </w:r>
+          </w:p>
+        </w:tc>
+      </w:tr>
+      <w:tr>
+        <w:trPr>
+          <w:trHeight w:val="287"/>
+        </w:trPr>
+        <w:tc>
+          <w:tcPr>
+            <w:tcW w:w="4395" w:type="dxa"/>
+            <w:vAlign w:val="center"/>
+          </w:tcPr>
+          <w:p>
+            <w:pPr>
+              <w:pStyle w:val="TableParagraph"/>
+              <w:tabs>
+                <w:tab w:val="left" w:pos="2127"/>
+              </w:tabs>
+              <w:spacing w:line="360" w:lineRule="auto"/>
+              <w:rPr>
+                <w:rFonts w:ascii="Arial" w:hAnsi="Arial" w:cs="Arial"/>
+                <w:sz w:val="24"/>
+                <w:szCs w:val="24"/>
+              </w:rPr>
+            </w:pPr>
+            <w:r>
+              <w:rPr>
+                <w:rFonts w:ascii="Arial" w:hAnsi="Arial" w:cs="Arial"/>
+                <w:sz w:val="24"/>
+                <w:szCs w:val="24"/>
+              </w:rPr>
+              <w:t xml:space="preserve">Fixação do </w:t>
+            </w:r>
+            <w:proofErr w:type="spellStart"/>
+            <w:r>
+              <w:rPr>
+                <w:rFonts w:ascii="Arial" w:hAnsi="Arial" w:cs="Arial"/>
+                <w:sz w:val="24"/>
+                <w:szCs w:val="24"/>
+              </w:rPr>
+              <w:t>pôster</w:t>
+            </w:r>
+            <w:proofErr w:type="spellEnd"/>
+            <w:r>
+              <w:rPr>
+                <w:rFonts w:ascii="Arial" w:hAnsi="Arial" w:cs="Arial"/>
+                <w:sz w:val="24"/>
+                <w:szCs w:val="24"/>
+              </w:rPr>
+              <w:t xml:space="preserve"> no local do evento.</w:t>
+            </w:r>
+          </w:p>
+        </w:tc>
+        <w:tc>
+          <w:tcPr>
+            <w:tcW w:w="4163" w:type="dxa"/>
+          </w:tcPr>
+          <w:p>
+            <w:pPr>
+              <w:pStyle w:val="TableParagraph"/>
+              <w:tabs>
+                <w:tab w:val="left" w:pos="2127"/>
+              </w:tabs>
+              <w:spacing w:line="360" w:lineRule="auto"/>
+              <w:jc w:val="both"/>
+              <w:rPr>
+                <w:rFonts w:ascii="Arial" w:hAnsi="Arial" w:cs="Arial"/>
+                <w:sz w:val="24"/>
+                <w:szCs w:val="24"/>
+              </w:rPr>
+            </w:pPr>
+            <w:r>
+              <w:rPr>
+                <w:rFonts w:ascii="Arial" w:hAnsi="Arial" w:cs="Arial"/>
+                <w:b/>
+                <w:bCs/>
+                <w:sz w:val="24"/>
+                <w:szCs w:val="24"/>
+              </w:rPr>
+              <w:t>Lote 1</w:t>
+            </w:r>
+            <w:r>
+              <w:rPr>
+                <w:rFonts w:ascii="Arial" w:hAnsi="Arial" w:cs="Arial"/>
+                <w:sz w:val="24"/>
+                <w:szCs w:val="24"/>
+              </w:rPr>
+              <w:t xml:space="preserve"> - 26 de maio de 2026, das 8h00 às 10h00.</w:t>
+            </w:r>
+          </w:p>
+          <w:p>
+            <w:pPr>
+              <w:pStyle w:val="TableParagraph"/>
+              <w:tabs>
+                <w:tab w:val="left" w:pos="2127"/>
+              </w:tabs>
+              <w:spacing w:line="360" w:lineRule="auto"/>
+              <w:jc w:val="both"/>
+              <w:rPr>
+                <w:rFonts w:ascii="Arial" w:hAnsi="Arial" w:cs="Arial"/>
+                <w:sz w:val="24"/>
+                <w:szCs w:val="24"/>
+              </w:rPr>
+            </w:pPr>
+            <w:r>
+              <w:rPr>
+                <w:rFonts w:ascii="Arial" w:hAnsi="Arial" w:cs="Arial"/>
+                <w:b/>
+                <w:bCs/>
+                <w:sz w:val="24"/>
+                <w:szCs w:val="24"/>
+              </w:rPr>
+              <w:t>Lote 2</w:t>
+            </w:r>
+            <w:r>
+              <w:rPr>
+                <w:rFonts w:ascii="Arial" w:hAnsi="Arial" w:cs="Arial"/>
+                <w:sz w:val="24"/>
+                <w:szCs w:val="24"/>
+              </w:rPr>
+              <w:t xml:space="preserve"> - 27 de maio de 2026, das 8h00 às 10h00</w:t>
+            </w:r>
+          </w:p>
+        </w:tc>
+      </w:tr>
+      <w:tr>
+        <w:trPr>
+          <w:trHeight w:val="287"/>
+        </w:trPr>
+        <w:tc>
+          <w:tcPr>
+            <w:tcW w:w="4395" w:type="dxa"/>
+            <w:vAlign w:val="center"/>
+          </w:tcPr>
+          <w:p>
+            <w:pPr>
+              <w:pStyle w:val="TableParagraph"/>
+              <w:tabs>
+                <w:tab w:val="left" w:pos="2127"/>
+              </w:tabs>
+              <w:spacing w:line="360" w:lineRule="auto"/>
+              <w:rPr>
+                <w:rFonts w:ascii="Arial" w:hAnsi="Arial" w:cs="Arial"/>
+                <w:sz w:val="24"/>
+                <w:szCs w:val="24"/>
+              </w:rPr>
+            </w:pPr>
+            <w:r>
+              <w:rPr>
+                <w:rFonts w:ascii="Arial" w:hAnsi="Arial" w:cs="Arial"/>
+                <w:color w:val="000000" w:themeColor="text1"/>
+                <w:sz w:val="24"/>
+                <w:szCs w:val="24"/>
+              </w:rPr>
+              <w:t xml:space="preserve">Apresentação orais e avaliação do </w:t>
+            </w:r>
+            <w:proofErr w:type="spellStart"/>
+            <w:r>
+              <w:rPr>
+                <w:rFonts w:ascii="Arial" w:hAnsi="Arial" w:cs="Arial"/>
+                <w:color w:val="000000" w:themeColor="text1"/>
+                <w:sz w:val="24"/>
+                <w:szCs w:val="24"/>
+              </w:rPr>
+              <w:t>pôster</w:t>
+            </w:r>
+            <w:proofErr w:type="spellEnd"/>
+            <w:r>
+              <w:rPr>
+                <w:rFonts w:ascii="Arial" w:hAnsi="Arial" w:cs="Arial"/>
+                <w:color w:val="000000" w:themeColor="text1"/>
+                <w:sz w:val="24"/>
+                <w:szCs w:val="24"/>
+              </w:rPr>
+              <w:t xml:space="preserve"> pela Comissão </w:t>
+            </w:r>
+            <w:proofErr w:type="gramStart"/>
+            <w:r>
+              <w:rPr>
+                <w:rFonts w:ascii="Arial" w:hAnsi="Arial" w:cs="Arial"/>
+                <w:color w:val="000000" w:themeColor="text1"/>
+                <w:sz w:val="24"/>
+                <w:szCs w:val="24"/>
+              </w:rPr>
+              <w:t>Científica.*</w:t>
+            </w:r>
+            <w:proofErr w:type="gramEnd"/>
+            <w:r>
+              <w:rPr>
+                <w:rFonts w:ascii="Arial" w:hAnsi="Arial" w:cs="Arial"/>
+                <w:color w:val="000000" w:themeColor="text1"/>
+                <w:sz w:val="24"/>
+                <w:szCs w:val="24"/>
+              </w:rPr>
+              <w:t>**</w:t>
+            </w:r>
+          </w:p>
+        </w:tc>
+        <w:tc>
+          <w:tcPr>
+            <w:tcW w:w="4163" w:type="dxa"/>
+          </w:tcPr>
+          <w:p>
+            <w:pPr>
+              <w:pStyle w:val="TableParagraph"/>
+              <w:tabs>
+                <w:tab w:val="left" w:pos="2127"/>
+              </w:tabs>
+              <w:spacing w:line="360" w:lineRule="auto"/>
+              <w:jc w:val="both"/>
+              <w:rPr>
+                <w:rFonts w:ascii="Arial" w:hAnsi="Arial" w:cs="Arial"/>
+                <w:sz w:val="24"/>
+                <w:szCs w:val="24"/>
+              </w:rPr>
+            </w:pPr>
+            <w:r>
+              <w:rPr>
+                <w:rFonts w:ascii="Arial" w:hAnsi="Arial" w:cs="Arial"/>
+                <w:sz w:val="24"/>
+                <w:szCs w:val="24"/>
+              </w:rPr>
+              <w:t>26 de maio de 2026, das 15h30 às 18h30</w:t>
+            </w:r>
+          </w:p>
+          <w:p>
+            <w:pPr>
+              <w:pStyle w:val="TableParagraph"/>
+              <w:tabs>
+                <w:tab w:val="left" w:pos="2127"/>
+              </w:tabs>
+              <w:spacing w:line="360" w:lineRule="auto"/>
+              <w:jc w:val="both"/>
+              <w:rPr>
+                <w:rFonts w:ascii="Arial" w:hAnsi="Arial" w:cs="Arial"/>
+                <w:sz w:val="24"/>
+                <w:szCs w:val="24"/>
+              </w:rPr>
+            </w:pPr>
+            <w:r>
+              <w:rPr>
+                <w:rFonts w:ascii="Arial" w:hAnsi="Arial" w:cs="Arial"/>
+                <w:sz w:val="24"/>
+                <w:szCs w:val="24"/>
+              </w:rPr>
+              <w:t>27 de maio de 2026, das 12h00 as 14h00</w:t>
+            </w:r>
+          </w:p>
+        </w:tc>
+      </w:tr>
+      <w:tr>
+        <w:trPr>
+          <w:trHeight w:val="287"/>
+        </w:trPr>
+        <w:tc>
+          <w:tcPr>
+            <w:tcW w:w="4395" w:type="dxa"/>
+          </w:tcPr>
+          <w:p>
+            <w:pPr>
+              <w:pStyle w:val="TableParagraph"/>
+              <w:tabs>
+                <w:tab w:val="left" w:pos="2127"/>
+              </w:tabs>
+              <w:spacing w:line="360" w:lineRule="auto"/>
+              <w:jc w:val="both"/>
+              <w:rPr>
+                <w:rFonts w:ascii="Arial" w:hAnsi="Arial" w:cs="Arial"/>
+                <w:sz w:val="24"/>
+                <w:szCs w:val="24"/>
+              </w:rPr>
+            </w:pPr>
+            <w:r>
+              <w:rPr>
+                <w:rFonts w:ascii="Arial" w:hAnsi="Arial" w:cs="Arial"/>
+                <w:sz w:val="24"/>
+                <w:szCs w:val="24"/>
+              </w:rPr>
+              <w:t>Premiação de trabalhos</w:t>
+            </w:r>
+          </w:p>
+        </w:tc>
+        <w:tc>
+          <w:tcPr>
+            <w:tcW w:w="4163" w:type="dxa"/>
+          </w:tcPr>
+          <w:p>
+            <w:pPr>
+              <w:pStyle w:val="TableParagraph"/>
+              <w:tabs>
+                <w:tab w:val="left" w:pos="2127"/>
+              </w:tabs>
+              <w:spacing w:line="360" w:lineRule="auto"/>
+              <w:jc w:val="both"/>
+              <w:rPr>
+                <w:rFonts w:ascii="Arial" w:hAnsi="Arial" w:cs="Arial"/>
+                <w:sz w:val="24"/>
+                <w:szCs w:val="24"/>
+              </w:rPr>
+            </w:pPr>
+            <w:r>
+              <w:rPr>
+                <w:rFonts w:ascii="Arial" w:hAnsi="Arial" w:cs="Arial"/>
+                <w:sz w:val="24"/>
+                <w:szCs w:val="24"/>
+              </w:rPr>
+              <w:t>27 de maio de 2026, das 16h00</w:t>
+            </w:r>
+          </w:p>
+        </w:tc>
+      </w:tr>
+    </w:tbl>
+    <w:p>
+      <w:pPr>
+        <w:pStyle w:val="Corpodetexto"/>
+        <w:tabs>
+          <w:tab w:val="left" w:pos="2127"/>
+        </w:tabs>
+        <w:spacing w:line="360" w:lineRule="auto"/>
+        <w:ind w:right="122"/>
+        <w:jc w:val="both"/>
+        <w:rPr>
+          <w:bCs/>
+          <w:sz w:val="24"/>
+          <w:szCs w:val="24"/>
+        </w:rPr>
+      </w:pPr>
+      <w:r>
+        <w:rPr>
+          <w:bCs/>
+          <w:sz w:val="24"/>
+          <w:szCs w:val="24"/>
+        </w:rPr>
+        <w:t>*O envio deverá ser feito exclusivamente na Plataforma do evento (https://www.sicsunimar.com.br/#submissao).</w:t>
+      </w:r>
+    </w:p>
+    <w:p>
+      <w:pPr>
+        <w:pStyle w:val="Corpodetexto"/>
+        <w:tabs>
+          <w:tab w:val="left" w:pos="2127"/>
+        </w:tabs>
+        <w:spacing w:line="360" w:lineRule="auto"/>
+        <w:ind w:right="122"/>
+        <w:jc w:val="both"/>
+        <w:rPr>
+          <w:bCs/>
+          <w:sz w:val="24"/>
+          <w:szCs w:val="24"/>
+        </w:rPr>
+      </w:pPr>
+      <w:r>
+        <w:rPr>
+          <w:bCs/>
+          <w:sz w:val="24"/>
+          <w:szCs w:val="24"/>
+        </w:rPr>
+        <w:t xml:space="preserve">**Na </w:t>
+      </w:r>
+      <w:proofErr w:type="spellStart"/>
+      <w:r>
+        <w:rPr>
+          <w:bCs/>
+          <w:sz w:val="24"/>
+          <w:szCs w:val="24"/>
+        </w:rPr>
+        <w:t>plataformna</w:t>
+      </w:r>
+      <w:proofErr w:type="spellEnd"/>
+      <w:r>
+        <w:rPr>
+          <w:bCs/>
+          <w:sz w:val="24"/>
+          <w:szCs w:val="24"/>
+        </w:rPr>
+        <w:t xml:space="preserve"> do evento (https://www.sicsunimar.com.br/#inscricao).</w:t>
+      </w:r>
+    </w:p>
+    <w:p>
+      <w:pPr>
+        <w:pStyle w:val="Corpodetexto"/>
+        <w:tabs>
+          <w:tab w:val="left" w:pos="2127"/>
+        </w:tabs>
+        <w:spacing w:line="360" w:lineRule="auto"/>
+        <w:ind w:right="122"/>
+        <w:jc w:val="both"/>
+        <w:rPr>
+          <w:bCs/>
+          <w:sz w:val="24"/>
+          <w:szCs w:val="24"/>
+        </w:rPr>
+      </w:pPr>
+      <w:r>
+        <w:rPr>
+          <w:bCs/>
+          <w:sz w:val="24"/>
+          <w:szCs w:val="24"/>
+        </w:rPr>
+        <w:t xml:space="preserve">***A avaliação será feita por meio de arguição por um membro da comissão científica, devendo pelo menos um dos autores estar presente ao lado do </w:t>
+      </w:r>
+      <w:proofErr w:type="spellStart"/>
+      <w:r>
+        <w:rPr>
+          <w:bCs/>
+          <w:sz w:val="24"/>
+          <w:szCs w:val="24"/>
+        </w:rPr>
+        <w:t>pôster</w:t>
+      </w:r>
+      <w:proofErr w:type="spellEnd"/>
+      <w:r>
+        <w:rPr>
+          <w:bCs/>
+          <w:sz w:val="24"/>
+          <w:szCs w:val="24"/>
+        </w:rPr>
+        <w:t xml:space="preserve"> para o recebimento do certificado de apresentação do trabalho.</w:t>
+      </w:r>
+    </w:p>
+    <w:p>
+      <w:pPr>
+        <w:pStyle w:val="Corpodetexto"/>
+        <w:tabs>
+          <w:tab w:val="left" w:pos="2127"/>
+        </w:tabs>
+        <w:spacing w:line="360" w:lineRule="auto"/>
+        <w:ind w:right="122"/>
+        <w:jc w:val="both"/>
+        <w:rPr>
+          <w:bCs/>
+          <w:sz w:val="24"/>
+          <w:szCs w:val="24"/>
+        </w:rPr>
+      </w:pPr>
+    </w:p>
+    <w:p>
+      <w:pPr>
+        <w:pStyle w:val="Corpodetexto"/>
+        <w:tabs>
+          <w:tab w:val="left" w:pos="2127"/>
+        </w:tabs>
+        <w:spacing w:line="360" w:lineRule="auto"/>
+        <w:ind w:right="122"/>
+        <w:jc w:val="both"/>
+        <w:rPr>
+          <w:bCs/>
+          <w:sz w:val="24"/>
+          <w:szCs w:val="24"/>
+        </w:rPr>
+      </w:pPr>
+    </w:p>
+    <w:p>
+      <w:pPr>
+        <w:pStyle w:val="Corpodetexto"/>
+        <w:tabs>
+          <w:tab w:val="left" w:pos="2127"/>
+        </w:tabs>
+        <w:spacing w:line="360" w:lineRule="auto"/>
+        <w:ind w:right="122"/>
+        <w:jc w:val="both"/>
+        <w:rPr>
+          <w:bCs/>
+          <w:sz w:val="24"/>
+          <w:szCs w:val="24"/>
+        </w:rPr>
+      </w:pPr>
+    </w:p>
+    <w:p>
+      <w:pPr>
+        <w:pStyle w:val="Corpodetexto"/>
+        <w:tabs>
+          <w:tab w:val="left" w:pos="2127"/>
+        </w:tabs>
+        <w:spacing w:line="360" w:lineRule="auto"/>
+        <w:ind w:right="122"/>
+        <w:jc w:val="both"/>
+        <w:rPr>
+          <w:bCs/>
+          <w:color w:val="FF0000"/>
+          <w:sz w:val="24"/>
+          <w:szCs w:val="24"/>
+        </w:rPr>
+      </w:pPr>
+    </w:p>
+    <w:p>
+      <w:pPr>
+        <w:pStyle w:val="Corpodetexto"/>
+        <w:tabs>
+          <w:tab w:val="left" w:pos="2127"/>
+        </w:tabs>
+        <w:spacing w:line="360" w:lineRule="auto"/>
+        <w:ind w:left="284"/>
+        <w:jc w:val="both"/>
+        <w:rPr>
+          <w:bCs/>
+          <w:sz w:val="24"/>
+          <w:szCs w:val="24"/>
+        </w:rPr>
+      </w:pPr>
+    </w:p>
+    <w:p>
+      <w:pPr>
+        <w:pStyle w:val="PargrafodaLista"/>
+        <w:numPr>
+          <w:ilvl w:val="0"/>
+          <w:numId w:val="2"/>
+        </w:numPr>
+        <w:tabs>
+          <w:tab w:val="left" w:pos="284"/>
+          <w:tab w:val="left" w:pos="567"/>
+        </w:tabs>
+        <w:spacing w:line="360" w:lineRule="auto"/>
+        <w:ind w:left="0" w:firstLine="0"/>
+        <w:jc w:val="both"/>
+        <w:rPr>
+          <w:rFonts w:ascii="Arial" w:hAnsi="Arial" w:cs="Arial"/>
+          <w:b/>
+          <w:sz w:val="24"/>
+          <w:szCs w:val="24"/>
+        </w:rPr>
+      </w:pPr>
+      <w:r>
+        <w:rPr>
+          <w:rFonts w:ascii="Arial" w:hAnsi="Arial" w:cs="Arial"/>
+          <w:b/>
+          <w:sz w:val="24"/>
+          <w:szCs w:val="24"/>
+        </w:rPr>
+        <w:t>Tipos de trabalhos e áreas temáticas</w:t>
+      </w:r>
+    </w:p>
+    <w:p>
+      <w:pPr>
+        <w:tabs>
+          <w:tab w:val="left" w:pos="2127"/>
+        </w:tabs>
+        <w:spacing w:line="360" w:lineRule="auto"/>
+        <w:ind w:right="116"/>
+        <w:jc w:val="both"/>
+        <w:rPr>
+          <w:rFonts w:ascii="Arial" w:hAnsi="Arial" w:cs="Arial"/>
+          <w:sz w:val="24"/>
+          <w:szCs w:val="24"/>
+        </w:rPr>
+      </w:pPr>
+      <w:r>
+        <w:rPr>
+          <w:rFonts w:ascii="Arial" w:hAnsi="Arial" w:cs="Arial"/>
+          <w:sz w:val="24"/>
+          <w:szCs w:val="24"/>
+        </w:rPr>
+        <w:t xml:space="preserve">O resumo poderá ser elaborado com conteúdo oriundo de trabalho de campo, de revisão, relato de experiência ou projeto de pesquisa. No ato da inscrição, o autor deverá optar por um dos tipos de trabalhos e por uma das áreas temáticas listadas abaixo. </w:t>
+      </w:r>
+    </w:p>
+    <w:p>
+      <w:pPr>
+        <w:tabs>
+          <w:tab w:val="left" w:pos="2127"/>
+        </w:tabs>
+        <w:spacing w:line="360" w:lineRule="auto"/>
+        <w:ind w:right="116"/>
+        <w:jc w:val="both"/>
+        <w:rPr>
+          <w:rFonts w:ascii="Arial" w:hAnsi="Arial" w:cs="Arial"/>
+          <w:sz w:val="24"/>
+          <w:szCs w:val="24"/>
+        </w:rPr>
+      </w:pPr>
+      <w:r>
+        <w:rPr>
+          <w:rFonts w:ascii="Arial" w:hAnsi="Arial" w:cs="Arial"/>
+          <w:sz w:val="24"/>
+          <w:szCs w:val="24"/>
+        </w:rPr>
+        <w:t>2.1 Tipos de trabalhos:</w:t>
+      </w:r>
+    </w:p>
+    <w:p>
+      <w:pPr>
+        <w:tabs>
+          <w:tab w:val="left" w:pos="2127"/>
+        </w:tabs>
+        <w:spacing w:line="360" w:lineRule="auto"/>
+        <w:ind w:left="720" w:right="116"/>
+        <w:jc w:val="both"/>
+        <w:rPr>
+          <w:rFonts w:ascii="Arial" w:hAnsi="Arial" w:cs="Arial"/>
+          <w:sz w:val="24"/>
+          <w:szCs w:val="24"/>
+        </w:rPr>
+      </w:pPr>
+      <w:r>
+        <w:rPr>
+          <w:rFonts w:ascii="Arial" w:hAnsi="Arial" w:cs="Arial"/>
+          <w:sz w:val="24"/>
+          <w:szCs w:val="24"/>
+        </w:rPr>
+        <w:t>2.1.1 Trabalho de campo clínico ou experimental;</w:t>
+      </w:r>
+    </w:p>
+    <w:p>
+      <w:pPr>
+        <w:tabs>
+          <w:tab w:val="left" w:pos="2127"/>
+        </w:tabs>
+        <w:spacing w:line="360" w:lineRule="auto"/>
+        <w:ind w:left="720" w:right="116"/>
+        <w:jc w:val="both"/>
+        <w:rPr>
+          <w:rFonts w:ascii="Arial" w:hAnsi="Arial" w:cs="Arial"/>
+          <w:sz w:val="24"/>
+          <w:szCs w:val="24"/>
+        </w:rPr>
+      </w:pPr>
+      <w:r>
+        <w:rPr>
+          <w:rFonts w:ascii="Arial" w:hAnsi="Arial" w:cs="Arial"/>
+          <w:sz w:val="24"/>
+          <w:szCs w:val="24"/>
+        </w:rPr>
+        <w:t>2.1.2 Trabalho de revisão;</w:t>
+      </w:r>
+    </w:p>
+    <w:p>
+      <w:pPr>
+        <w:tabs>
+          <w:tab w:val="left" w:pos="2127"/>
+        </w:tabs>
+        <w:spacing w:line="360" w:lineRule="auto"/>
+        <w:ind w:left="720" w:right="116"/>
+        <w:jc w:val="both"/>
+        <w:rPr>
+          <w:rFonts w:ascii="Arial" w:hAnsi="Arial" w:cs="Arial"/>
+          <w:sz w:val="24"/>
+          <w:szCs w:val="24"/>
+        </w:rPr>
+      </w:pPr>
+      <w:r>
+        <w:rPr>
+          <w:rFonts w:ascii="Arial" w:hAnsi="Arial" w:cs="Arial"/>
+          <w:sz w:val="24"/>
+          <w:szCs w:val="24"/>
+        </w:rPr>
+        <w:t>2.1.3 Relato de experiência;</w:t>
+      </w:r>
+    </w:p>
+    <w:p>
+      <w:pPr>
+        <w:tabs>
+          <w:tab w:val="left" w:pos="2127"/>
+        </w:tabs>
+        <w:spacing w:line="360" w:lineRule="auto"/>
+        <w:ind w:left="720" w:right="116"/>
+        <w:jc w:val="both"/>
+        <w:rPr>
+          <w:rFonts w:ascii="Arial" w:hAnsi="Arial" w:cs="Arial"/>
+          <w:sz w:val="24"/>
+          <w:szCs w:val="24"/>
+        </w:rPr>
+      </w:pPr>
+      <w:r>
+        <w:rPr>
+          <w:rFonts w:ascii="Arial" w:hAnsi="Arial" w:cs="Arial"/>
+          <w:sz w:val="24"/>
+          <w:szCs w:val="24"/>
+        </w:rPr>
+        <w:t>2.1.4 Projeto de pesquisa.</w:t>
+      </w:r>
+    </w:p>
+    <w:p>
+      <w:pPr>
+        <w:tabs>
+          <w:tab w:val="left" w:pos="2127"/>
+        </w:tabs>
+        <w:spacing w:line="360" w:lineRule="auto"/>
+        <w:ind w:right="116"/>
+        <w:jc w:val="both"/>
+        <w:rPr>
+          <w:rFonts w:ascii="Arial" w:hAnsi="Arial" w:cs="Arial"/>
+          <w:sz w:val="24"/>
+          <w:szCs w:val="24"/>
+        </w:rPr>
+      </w:pPr>
+      <w:r>
+        <w:rPr>
+          <w:rFonts w:ascii="Arial" w:hAnsi="Arial" w:cs="Arial"/>
+          <w:sz w:val="24"/>
+          <w:szCs w:val="24"/>
+        </w:rPr>
+        <w:t>2.2 Áreas temáticas:</w:t>
+      </w:r>
+    </w:p>
+    <w:p>
+      <w:pPr>
+        <w:tabs>
+          <w:tab w:val="left" w:pos="2127"/>
+        </w:tabs>
+        <w:spacing w:line="360" w:lineRule="auto"/>
+        <w:ind w:left="720" w:right="116"/>
+        <w:jc w:val="both"/>
+        <w:rPr>
+          <w:rFonts w:ascii="Arial" w:hAnsi="Arial" w:cs="Arial"/>
+          <w:sz w:val="24"/>
+          <w:szCs w:val="24"/>
+        </w:rPr>
+      </w:pPr>
+      <w:r>
+        <w:rPr>
+          <w:rFonts w:ascii="Arial" w:hAnsi="Arial" w:cs="Arial"/>
+          <w:sz w:val="24"/>
+          <w:szCs w:val="24"/>
+        </w:rPr>
+        <w:t>2.2.1 Doenças crônicas e saúde mental;</w:t>
+      </w:r>
+    </w:p>
+    <w:p>
+      <w:pPr>
+        <w:tabs>
+          <w:tab w:val="left" w:pos="2127"/>
+        </w:tabs>
+        <w:spacing w:line="360" w:lineRule="auto"/>
+        <w:ind w:left="720" w:right="116"/>
+        <w:jc w:val="both"/>
+        <w:rPr>
+          <w:rFonts w:ascii="Arial" w:hAnsi="Arial" w:cs="Arial"/>
+          <w:sz w:val="24"/>
+          <w:szCs w:val="24"/>
+        </w:rPr>
+      </w:pPr>
+      <w:r>
+        <w:rPr>
+          <w:rFonts w:ascii="Arial" w:hAnsi="Arial" w:cs="Arial"/>
+          <w:sz w:val="24"/>
+          <w:szCs w:val="24"/>
+        </w:rPr>
+        <w:t>2.2.2 Epidemiologia e tratamento de doenças crônicas ou de saúde mental;</w:t>
+      </w:r>
+    </w:p>
+    <w:p>
+      <w:pPr>
+        <w:tabs>
+          <w:tab w:val="left" w:pos="2127"/>
+        </w:tabs>
+        <w:spacing w:line="360" w:lineRule="auto"/>
+        <w:ind w:left="720" w:right="116"/>
+        <w:jc w:val="both"/>
+        <w:rPr>
+          <w:rFonts w:ascii="Arial" w:hAnsi="Arial" w:cs="Arial"/>
+          <w:sz w:val="24"/>
+          <w:szCs w:val="24"/>
+        </w:rPr>
+      </w:pPr>
+      <w:r>
+        <w:rPr>
+          <w:rFonts w:ascii="Arial" w:hAnsi="Arial" w:cs="Arial"/>
+          <w:sz w:val="24"/>
+          <w:szCs w:val="24"/>
+        </w:rPr>
+        <w:t>2.2.3 Outros: trabalhos de diferentes áreas do conhecimento que abordem a temática de saúde.</w:t>
+      </w:r>
+    </w:p>
+    <w:p>
+      <w:pPr>
+        <w:tabs>
+          <w:tab w:val="left" w:pos="2127"/>
+        </w:tabs>
+        <w:spacing w:line="360" w:lineRule="auto"/>
+        <w:ind w:left="220" w:right="116"/>
+        <w:jc w:val="both"/>
+        <w:rPr>
+          <w:rFonts w:ascii="Arial" w:hAnsi="Arial" w:cs="Arial"/>
+          <w:sz w:val="24"/>
+          <w:szCs w:val="24"/>
+        </w:rPr>
+      </w:pPr>
+    </w:p>
+    <w:p>
+      <w:pPr>
+        <w:pStyle w:val="PargrafodaLista"/>
+        <w:numPr>
+          <w:ilvl w:val="0"/>
+          <w:numId w:val="2"/>
+        </w:numPr>
+        <w:tabs>
+          <w:tab w:val="left" w:pos="284"/>
+          <w:tab w:val="left" w:pos="567"/>
+        </w:tabs>
+        <w:spacing w:line="360" w:lineRule="auto"/>
+        <w:ind w:hanging="820"/>
+        <w:jc w:val="both"/>
+        <w:rPr>
+          <w:rFonts w:ascii="Arial" w:hAnsi="Arial" w:cs="Arial"/>
+          <w:b/>
+          <w:sz w:val="24"/>
+          <w:szCs w:val="24"/>
+        </w:rPr>
+      </w:pPr>
+      <w:r>
+        <w:rPr>
+          <w:rFonts w:ascii="Arial" w:hAnsi="Arial" w:cs="Arial"/>
+          <w:b/>
+          <w:sz w:val="24"/>
+          <w:szCs w:val="24"/>
+        </w:rPr>
+        <w:t>Elaboração do resumo</w:t>
+      </w:r>
+    </w:p>
+    <w:p>
+      <w:pPr>
+        <w:tabs>
+          <w:tab w:val="left" w:pos="2127"/>
+        </w:tabs>
+        <w:spacing w:line="360" w:lineRule="auto"/>
+        <w:ind w:right="115"/>
+        <w:jc w:val="both"/>
+        <w:rPr>
+          <w:rFonts w:ascii="Arial" w:hAnsi="Arial" w:cs="Arial"/>
+          <w:sz w:val="24"/>
+          <w:szCs w:val="24"/>
+        </w:rPr>
+      </w:pPr>
+      <w:r>
+        <w:rPr>
+          <w:rFonts w:ascii="Arial" w:hAnsi="Arial" w:cs="Arial"/>
+          <w:bCs/>
+          <w:sz w:val="24"/>
+          <w:szCs w:val="24"/>
+        </w:rPr>
+        <w:t xml:space="preserve">O resumo deverá ser elaborado em inglês, sem limite de autores para artigos originais e com limite de 6 autores para artigos de revisão. Obrigatoriamente, deverá ser indicado o nome do professor orientador do trabalho, o qual será o último nome dentre os autores.  </w:t>
+      </w:r>
+      <w:r>
+        <w:rPr>
+          <w:rFonts w:ascii="Arial" w:hAnsi="Arial" w:cs="Arial"/>
+          <w:sz w:val="24"/>
+          <w:szCs w:val="24"/>
+        </w:rPr>
+        <w:t>Deverá ser redigido em papel A4 (29,7 x 21 cm) e margens: superior de 3 cm, inferior de 2 cm, lateral à esquerda de 3 cm e lateral à direita de 2 cm. Utilizar o programa Word/Windows, em parágrafo único, com fonte Arial</w:t>
+      </w:r>
+      <w:r>
+        <w:rPr>
+          <w:rFonts w:ascii="Arial" w:hAnsi="Arial" w:cs="Arial"/>
+          <w:i/>
+          <w:iCs/>
+          <w:sz w:val="24"/>
+          <w:szCs w:val="24"/>
+        </w:rPr>
+        <w:t xml:space="preserve">, </w:t>
+      </w:r>
+      <w:r>
+        <w:rPr>
+          <w:rFonts w:ascii="Arial" w:hAnsi="Arial" w:cs="Arial"/>
+          <w:sz w:val="24"/>
+          <w:szCs w:val="24"/>
+        </w:rPr>
+        <w:t xml:space="preserve">tamanho 12 e espaçamento simples entre as linhas. O resumo deve conter: introdução, objetivos, material e métodos, resultados (parciais, preliminares ou esperados), conclusão (para trabalhos) e hipótese (para projetos), além de palavras-chave (entre 3 e 5), separadas por ponto e vírgula). No resumo </w:t>
+      </w:r>
+      <w:r>
+        <w:rPr>
+          <w:rFonts w:ascii="Arial" w:hAnsi="Arial" w:cs="Arial"/>
+          <w:bCs/>
+          <w:sz w:val="24"/>
+          <w:szCs w:val="24"/>
+        </w:rPr>
+        <w:t xml:space="preserve">não devem </w:t>
+      </w:r>
+      <w:r>
+        <w:rPr>
+          <w:rFonts w:ascii="Arial" w:hAnsi="Arial" w:cs="Arial"/>
+          <w:sz w:val="24"/>
+          <w:szCs w:val="24"/>
+        </w:rPr>
+        <w:t xml:space="preserve">constar </w:t>
+      </w:r>
+    </w:p>
+    <w:p>
+      <w:pPr>
+        <w:tabs>
+          <w:tab w:val="left" w:pos="2127"/>
+        </w:tabs>
+        <w:spacing w:line="360" w:lineRule="auto"/>
+        <w:ind w:right="115"/>
+        <w:jc w:val="both"/>
+        <w:rPr>
+          <w:rFonts w:ascii="Arial" w:hAnsi="Arial" w:cs="Arial"/>
+          <w:sz w:val="24"/>
+          <w:szCs w:val="24"/>
+        </w:rPr>
+      </w:pPr>
+    </w:p>
+    <w:p>
+      <w:pPr>
+        <w:tabs>
+          <w:tab w:val="left" w:pos="2127"/>
+        </w:tabs>
+        <w:spacing w:line="360" w:lineRule="auto"/>
+        <w:ind w:right="115"/>
+        <w:jc w:val="both"/>
+        <w:rPr>
+          <w:rFonts w:ascii="Arial" w:hAnsi="Arial" w:cs="Arial"/>
+          <w:bCs/>
+          <w:sz w:val="24"/>
+          <w:szCs w:val="24"/>
+        </w:rPr>
+      </w:pPr>
+      <w:r>
+        <w:rPr>
+          <w:rFonts w:ascii="Arial" w:hAnsi="Arial" w:cs="Arial"/>
+          <w:sz w:val="24"/>
+          <w:szCs w:val="24"/>
+        </w:rPr>
+        <w:t>citações, tabelas, figuras, gráficos ou quaisquer ilustrações. A dimensão do resumo deve ser de 250 a 500 palavras, sem contar o título, os nomes dos autores, a filiação e as palavras-chave.</w:t>
+      </w:r>
+    </w:p>
+    <w:p>
+      <w:pPr>
+        <w:pStyle w:val="Default"/>
+        <w:tabs>
+          <w:tab w:val="left" w:pos="284"/>
+        </w:tabs>
+        <w:spacing w:line="360" w:lineRule="auto"/>
+        <w:jc w:val="both"/>
+        <w:rPr>
+          <w:color w:val="auto"/>
+        </w:rPr>
+      </w:pPr>
+      <w:r>
+        <w:rPr>
+          <w:color w:val="auto"/>
+        </w:rPr>
+        <w:t>Usar modelo para a elaboração do resumo (https://www.sicsunimar.com.br/#submissao).</w:t>
+      </w:r>
+    </w:p>
+    <w:p>
+      <w:pPr>
+        <w:tabs>
+          <w:tab w:val="left" w:pos="567"/>
+          <w:tab w:val="left" w:pos="2127"/>
+        </w:tabs>
+        <w:spacing w:line="360" w:lineRule="auto"/>
+        <w:jc w:val="both"/>
+        <w:rPr>
+          <w:rFonts w:ascii="Arial" w:hAnsi="Arial" w:cs="Arial"/>
+          <w:b/>
+          <w:sz w:val="24"/>
+          <w:szCs w:val="24"/>
+        </w:rPr>
+      </w:pPr>
+    </w:p>
+    <w:p>
+      <w:pPr>
+        <w:pStyle w:val="PargrafodaLista"/>
+        <w:numPr>
+          <w:ilvl w:val="0"/>
+          <w:numId w:val="2"/>
+        </w:numPr>
+        <w:tabs>
+          <w:tab w:val="left" w:pos="284"/>
+          <w:tab w:val="left" w:pos="567"/>
+        </w:tabs>
+        <w:spacing w:line="360" w:lineRule="auto"/>
+        <w:ind w:left="0" w:firstLine="0"/>
+        <w:jc w:val="both"/>
+        <w:rPr>
+          <w:rFonts w:ascii="Arial" w:hAnsi="Arial" w:cs="Arial"/>
+          <w:b/>
+          <w:sz w:val="24"/>
+          <w:szCs w:val="24"/>
+        </w:rPr>
+      </w:pPr>
+      <w:r>
+        <w:rPr>
+          <w:rFonts w:ascii="Arial" w:hAnsi="Arial" w:cs="Arial"/>
+          <w:b/>
+          <w:sz w:val="24"/>
+          <w:szCs w:val="24"/>
+        </w:rPr>
+        <w:t xml:space="preserve">Inscrição e submissão do resumo e </w:t>
+      </w:r>
+      <w:proofErr w:type="spellStart"/>
+      <w:r>
+        <w:rPr>
+          <w:rFonts w:ascii="Arial" w:hAnsi="Arial" w:cs="Arial"/>
+          <w:b/>
+          <w:sz w:val="24"/>
+          <w:szCs w:val="24"/>
+        </w:rPr>
+        <w:t>pôster</w:t>
+      </w:r>
+      <w:proofErr w:type="spellEnd"/>
+    </w:p>
+    <w:p>
+      <w:pPr>
+        <w:tabs>
+          <w:tab w:val="left" w:pos="2127"/>
+        </w:tabs>
+        <w:spacing w:line="360" w:lineRule="auto"/>
+        <w:ind w:right="115"/>
+        <w:jc w:val="both"/>
+        <w:rPr>
+          <w:rFonts w:ascii="Arial" w:hAnsi="Arial" w:cs="Arial"/>
+          <w:sz w:val="24"/>
+          <w:szCs w:val="24"/>
+        </w:rPr>
+      </w:pPr>
+      <w:r>
+        <w:rPr>
+          <w:rFonts w:ascii="Arial" w:hAnsi="Arial" w:cs="Arial"/>
+          <w:sz w:val="24"/>
+          <w:szCs w:val="24"/>
+        </w:rPr>
+        <w:t xml:space="preserve">Para submeter o resumo ao </w:t>
+      </w:r>
+      <w:r>
+        <w:rPr>
+          <w:rFonts w:ascii="Arial" w:hAnsi="Arial" w:cs="Arial"/>
+          <w:b/>
+          <w:bCs/>
+          <w:sz w:val="24"/>
+          <w:szCs w:val="24"/>
+        </w:rPr>
+        <w:t>II</w:t>
+      </w:r>
+      <w:r>
+        <w:rPr>
+          <w:rFonts w:ascii="Arial" w:hAnsi="Arial" w:cs="Arial"/>
+          <w:sz w:val="24"/>
+          <w:szCs w:val="24"/>
+        </w:rPr>
+        <w:t xml:space="preserve"> </w:t>
+      </w:r>
+      <w:r>
+        <w:rPr>
+          <w:rFonts w:ascii="Arial" w:hAnsi="Arial" w:cs="Arial"/>
+          <w:b/>
+          <w:bCs/>
+          <w:sz w:val="24"/>
+          <w:szCs w:val="24"/>
+        </w:rPr>
+        <w:t>Simpósio Internacional em Ciências da Saúde: Doenças Crônicas e Saúde Mental</w:t>
+      </w:r>
+      <w:r>
+        <w:rPr>
+          <w:rFonts w:ascii="Arial" w:hAnsi="Arial" w:cs="Arial"/>
+          <w:sz w:val="24"/>
+          <w:szCs w:val="24"/>
+        </w:rPr>
+        <w:t xml:space="preserve">, </w:t>
+      </w:r>
+      <w:r>
+        <w:rPr>
+          <w:rFonts w:ascii="Arial" w:hAnsi="Arial" w:cs="Arial"/>
+          <w:b/>
+          <w:bCs/>
+          <w:sz w:val="24"/>
+          <w:szCs w:val="24"/>
+        </w:rPr>
+        <w:t>apenas um dos autores</w:t>
+      </w:r>
+      <w:r>
+        <w:rPr>
+          <w:rFonts w:ascii="Arial" w:hAnsi="Arial" w:cs="Arial"/>
+          <w:sz w:val="24"/>
+          <w:szCs w:val="24"/>
+        </w:rPr>
+        <w:t xml:space="preserve"> deverá realizar a submissão do resumo em arquivo do Word (formato .</w:t>
+      </w:r>
+      <w:proofErr w:type="spellStart"/>
+      <w:r>
+        <w:rPr>
+          <w:rFonts w:ascii="Arial" w:hAnsi="Arial" w:cs="Arial"/>
+          <w:sz w:val="24"/>
+          <w:szCs w:val="24"/>
+        </w:rPr>
+        <w:t>doc</w:t>
+      </w:r>
+      <w:proofErr w:type="spellEnd"/>
+      <w:r>
+        <w:rPr>
+          <w:rFonts w:ascii="Arial" w:hAnsi="Arial" w:cs="Arial"/>
+          <w:sz w:val="24"/>
+          <w:szCs w:val="24"/>
+        </w:rPr>
+        <w:t xml:space="preserve"> ou .</w:t>
+      </w:r>
+      <w:proofErr w:type="spellStart"/>
+      <w:r>
+        <w:rPr>
+          <w:rFonts w:ascii="Arial" w:hAnsi="Arial" w:cs="Arial"/>
+          <w:sz w:val="24"/>
+          <w:szCs w:val="24"/>
+        </w:rPr>
+        <w:t>docx</w:t>
+      </w:r>
+      <w:proofErr w:type="spellEnd"/>
+      <w:r>
+        <w:rPr>
+          <w:rFonts w:ascii="Arial" w:hAnsi="Arial" w:cs="Arial"/>
+          <w:sz w:val="24"/>
+          <w:szCs w:val="24"/>
+        </w:rPr>
+        <w:t xml:space="preserve">), por meio do </w:t>
+      </w:r>
+      <w:r>
+        <w:rPr>
+          <w:rFonts w:ascii="Arial" w:hAnsi="Arial" w:cs="Arial"/>
+          <w:i/>
+          <w:iCs/>
+          <w:color w:val="000000" w:themeColor="text1"/>
+          <w:sz w:val="24"/>
+          <w:szCs w:val="24"/>
+        </w:rPr>
+        <w:t>link</w:t>
+      </w:r>
+      <w:r>
+        <w:rPr>
+          <w:rFonts w:ascii="Arial" w:hAnsi="Arial" w:cs="Arial"/>
+          <w:color w:val="000000" w:themeColor="text1"/>
+          <w:sz w:val="24"/>
+          <w:szCs w:val="24"/>
+        </w:rPr>
+        <w:t xml:space="preserve"> </w:t>
+      </w:r>
+      <w:r>
+        <w:rPr>
+          <w:rFonts w:ascii="Arial" w:hAnsi="Arial" w:cs="Arial"/>
+          <w:sz w:val="24"/>
+          <w:szCs w:val="24"/>
+        </w:rPr>
+        <w:t>de envio (https://www.sicsunimar.com.br/#submissao). O</w:t>
+      </w:r>
+      <w:r>
+        <w:rPr>
+          <w:rFonts w:ascii="Arial" w:hAnsi="Arial" w:cs="Arial"/>
+          <w:b/>
+          <w:bCs/>
+          <w:sz w:val="24"/>
+          <w:szCs w:val="24"/>
+        </w:rPr>
+        <w:t xml:space="preserve"> autor e todos os coautores</w:t>
+      </w:r>
+      <w:r>
+        <w:rPr>
+          <w:rFonts w:ascii="Arial" w:hAnsi="Arial" w:cs="Arial"/>
+          <w:sz w:val="24"/>
+          <w:szCs w:val="24"/>
+        </w:rPr>
+        <w:t xml:space="preserve"> devem </w:t>
+      </w:r>
+      <w:proofErr w:type="gramStart"/>
+      <w:r>
+        <w:rPr>
+          <w:rFonts w:ascii="Arial" w:hAnsi="Arial" w:cs="Arial"/>
+          <w:sz w:val="24"/>
+          <w:szCs w:val="24"/>
+        </w:rPr>
+        <w:t xml:space="preserve">estar </w:t>
+      </w:r>
+      <w:r>
+        <w:rPr>
+          <w:rFonts w:ascii="Arial" w:hAnsi="Arial" w:cs="Arial"/>
+          <w:color w:val="FF0000"/>
+          <w:sz w:val="24"/>
+          <w:szCs w:val="24"/>
+        </w:rPr>
+        <w:t xml:space="preserve"> </w:t>
+      </w:r>
+      <w:r>
+        <w:rPr>
+          <w:rFonts w:ascii="Arial" w:hAnsi="Arial" w:cs="Arial"/>
+          <w:sz w:val="24"/>
+          <w:szCs w:val="24"/>
+        </w:rPr>
+        <w:t>inscritos</w:t>
+      </w:r>
+      <w:proofErr w:type="gramEnd"/>
+      <w:r>
+        <w:rPr>
+          <w:rFonts w:ascii="Arial" w:hAnsi="Arial" w:cs="Arial"/>
+          <w:sz w:val="24"/>
+          <w:szCs w:val="24"/>
+        </w:rPr>
+        <w:t xml:space="preserve"> no evento no momento da submissão. </w:t>
+      </w:r>
+    </w:p>
+    <w:p>
+      <w:pPr>
+        <w:pStyle w:val="Corpodetexto"/>
+        <w:tabs>
+          <w:tab w:val="left" w:pos="2127"/>
+        </w:tabs>
+        <w:spacing w:line="360" w:lineRule="auto"/>
+        <w:jc w:val="both"/>
+        <w:rPr>
+          <w:sz w:val="24"/>
+          <w:szCs w:val="24"/>
+        </w:rPr>
+      </w:pPr>
+    </w:p>
+    <w:p>
+      <w:pPr>
+        <w:pStyle w:val="PargrafodaLista"/>
+        <w:numPr>
+          <w:ilvl w:val="0"/>
+          <w:numId w:val="2"/>
+        </w:numPr>
+        <w:tabs>
+          <w:tab w:val="left" w:pos="284"/>
+          <w:tab w:val="left" w:pos="567"/>
+        </w:tabs>
+        <w:spacing w:line="360" w:lineRule="auto"/>
+        <w:ind w:hanging="820"/>
+        <w:jc w:val="both"/>
+        <w:rPr>
+          <w:rFonts w:ascii="Arial" w:hAnsi="Arial" w:cs="Arial"/>
+          <w:b/>
+          <w:sz w:val="24"/>
+          <w:szCs w:val="24"/>
+        </w:rPr>
+      </w:pPr>
+      <w:r>
+        <w:rPr>
+          <w:rFonts w:ascii="Arial" w:hAnsi="Arial" w:cs="Arial"/>
+          <w:b/>
+          <w:sz w:val="24"/>
+          <w:szCs w:val="24"/>
+        </w:rPr>
+        <w:t>Aprovação do resumo para apresentação</w:t>
+      </w:r>
+    </w:p>
+    <w:p>
+      <w:pPr>
+        <w:pStyle w:val="Corpodetexto"/>
+        <w:tabs>
+          <w:tab w:val="left" w:pos="2127"/>
+        </w:tabs>
+        <w:spacing w:line="360" w:lineRule="auto"/>
+        <w:ind w:right="122"/>
+        <w:jc w:val="both"/>
+        <w:rPr>
+          <w:bCs/>
+          <w:sz w:val="24"/>
+          <w:szCs w:val="24"/>
+        </w:rPr>
+      </w:pPr>
+      <w:r>
+        <w:rPr>
+          <w:sz w:val="24"/>
+          <w:szCs w:val="24"/>
+        </w:rPr>
+        <w:t xml:space="preserve">A comissão científica do evento realizará avaliação preliminar de cada resumo inscrito, considerando </w:t>
+      </w:r>
+      <w:r>
+        <w:rPr>
+          <w:bCs/>
+          <w:sz w:val="24"/>
+          <w:szCs w:val="24"/>
+        </w:rPr>
+        <w:t xml:space="preserve">a adequação às normas de elaboração descritas acima, bem como aos critérios científicos previamente estabelecidos, disponíveis em https://www.sicsunimar.com.br/#submissao. </w:t>
+      </w:r>
+    </w:p>
+    <w:p>
+      <w:pPr>
+        <w:tabs>
+          <w:tab w:val="left" w:pos="2127"/>
+        </w:tabs>
+        <w:spacing w:line="360" w:lineRule="auto"/>
+        <w:ind w:right="116"/>
+        <w:jc w:val="both"/>
+        <w:rPr>
+          <w:rFonts w:ascii="Arial" w:hAnsi="Arial" w:cs="Arial"/>
+          <w:bCs/>
+          <w:sz w:val="24"/>
+          <w:szCs w:val="24"/>
+        </w:rPr>
+      </w:pPr>
+      <w:r>
+        <w:rPr>
+          <w:rFonts w:ascii="Arial" w:hAnsi="Arial" w:cs="Arial"/>
+          <w:bCs/>
+          <w:sz w:val="24"/>
+          <w:szCs w:val="24"/>
+        </w:rPr>
+        <w:t>A</w:t>
+      </w:r>
+      <w:r>
+        <w:rPr>
+          <w:rFonts w:ascii="Arial" w:hAnsi="Arial" w:cs="Arial"/>
+          <w:bCs/>
+          <w:spacing w:val="1"/>
+          <w:sz w:val="24"/>
+          <w:szCs w:val="24"/>
+        </w:rPr>
+        <w:t xml:space="preserve"> </w:t>
+      </w:r>
+      <w:r>
+        <w:rPr>
+          <w:rFonts w:ascii="Arial" w:hAnsi="Arial" w:cs="Arial"/>
+          <w:bCs/>
+          <w:sz w:val="24"/>
+          <w:szCs w:val="24"/>
+        </w:rPr>
+        <w:t>decisão da</w:t>
+      </w:r>
+      <w:r>
+        <w:rPr>
+          <w:rFonts w:ascii="Arial" w:hAnsi="Arial" w:cs="Arial"/>
+          <w:bCs/>
+          <w:spacing w:val="-1"/>
+          <w:sz w:val="24"/>
+          <w:szCs w:val="24"/>
+        </w:rPr>
+        <w:t xml:space="preserve"> </w:t>
+      </w:r>
+      <w:r>
+        <w:rPr>
+          <w:rFonts w:ascii="Arial" w:hAnsi="Arial" w:cs="Arial"/>
+          <w:bCs/>
+          <w:sz w:val="24"/>
+          <w:szCs w:val="24"/>
+        </w:rPr>
+        <w:t>comissão científica</w:t>
+      </w:r>
+      <w:r>
+        <w:rPr>
+          <w:rFonts w:ascii="Arial" w:hAnsi="Arial" w:cs="Arial"/>
+          <w:bCs/>
+          <w:spacing w:val="-1"/>
+          <w:sz w:val="24"/>
+          <w:szCs w:val="24"/>
+        </w:rPr>
+        <w:t xml:space="preserve"> </w:t>
+      </w:r>
+      <w:r>
+        <w:rPr>
+          <w:rFonts w:ascii="Arial" w:hAnsi="Arial" w:cs="Arial"/>
+          <w:bCs/>
+          <w:sz w:val="24"/>
+          <w:szCs w:val="24"/>
+        </w:rPr>
+        <w:t>é soberana, não</w:t>
+      </w:r>
+      <w:r>
+        <w:rPr>
+          <w:rFonts w:ascii="Arial" w:hAnsi="Arial" w:cs="Arial"/>
+          <w:bCs/>
+          <w:spacing w:val="-2"/>
+          <w:sz w:val="24"/>
+          <w:szCs w:val="24"/>
+        </w:rPr>
+        <w:t xml:space="preserve"> </w:t>
+      </w:r>
+      <w:r>
+        <w:rPr>
+          <w:rFonts w:ascii="Arial" w:hAnsi="Arial" w:cs="Arial"/>
+          <w:bCs/>
+          <w:sz w:val="24"/>
+          <w:szCs w:val="24"/>
+        </w:rPr>
+        <w:t>cabendo</w:t>
+      </w:r>
+      <w:r>
+        <w:rPr>
+          <w:rFonts w:ascii="Arial" w:hAnsi="Arial" w:cs="Arial"/>
+          <w:bCs/>
+          <w:spacing w:val="1"/>
+          <w:sz w:val="24"/>
+          <w:szCs w:val="24"/>
+        </w:rPr>
+        <w:t xml:space="preserve"> </w:t>
+      </w:r>
+      <w:r>
+        <w:rPr>
+          <w:rFonts w:ascii="Arial" w:hAnsi="Arial" w:cs="Arial"/>
+          <w:bCs/>
+          <w:sz w:val="24"/>
+          <w:szCs w:val="24"/>
+        </w:rPr>
+        <w:t>recursos.</w:t>
+      </w:r>
+    </w:p>
+    <w:p>
+      <w:pPr>
+        <w:tabs>
+          <w:tab w:val="left" w:pos="2127"/>
+        </w:tabs>
+        <w:spacing w:line="360" w:lineRule="auto"/>
+        <w:ind w:right="116"/>
+        <w:jc w:val="both"/>
+        <w:rPr>
+          <w:rFonts w:ascii="Arial" w:hAnsi="Arial" w:cs="Arial"/>
+          <w:sz w:val="24"/>
+          <w:szCs w:val="24"/>
+        </w:rPr>
+      </w:pPr>
+    </w:p>
+    <w:p>
+      <w:pPr>
+        <w:pStyle w:val="PargrafodaLista"/>
+        <w:numPr>
+          <w:ilvl w:val="0"/>
+          <w:numId w:val="2"/>
+        </w:numPr>
+        <w:tabs>
+          <w:tab w:val="left" w:pos="284"/>
+        </w:tabs>
+        <w:spacing w:line="360" w:lineRule="auto"/>
+        <w:ind w:left="567" w:hanging="567"/>
+        <w:jc w:val="both"/>
+        <w:rPr>
+          <w:rFonts w:ascii="Arial" w:hAnsi="Arial" w:cs="Arial"/>
+          <w:b/>
+          <w:bCs/>
+          <w:sz w:val="24"/>
+          <w:szCs w:val="24"/>
+        </w:rPr>
+      </w:pPr>
+      <w:r>
+        <w:rPr>
+          <w:rFonts w:ascii="Arial" w:hAnsi="Arial" w:cs="Arial"/>
+          <w:b/>
+          <w:bCs/>
+          <w:sz w:val="24"/>
+          <w:szCs w:val="24"/>
+        </w:rPr>
+        <w:t xml:space="preserve">Orientação para elaboração do </w:t>
+      </w:r>
+      <w:proofErr w:type="spellStart"/>
+      <w:r>
+        <w:rPr>
+          <w:rFonts w:ascii="Arial" w:hAnsi="Arial" w:cs="Arial"/>
+          <w:b/>
+          <w:bCs/>
+          <w:sz w:val="24"/>
+          <w:szCs w:val="24"/>
+        </w:rPr>
+        <w:t>pôster</w:t>
+      </w:r>
+      <w:proofErr w:type="spellEnd"/>
+    </w:p>
+    <w:p>
+      <w:pPr>
+        <w:pStyle w:val="PargrafodaLista"/>
+        <w:numPr>
+          <w:ilvl w:val="0"/>
+          <w:numId w:val="1"/>
+        </w:numPr>
+        <w:tabs>
+          <w:tab w:val="left" w:pos="284"/>
+          <w:tab w:val="left" w:pos="2127"/>
+        </w:tabs>
+        <w:spacing w:line="360" w:lineRule="auto"/>
+        <w:ind w:left="284" w:right="112" w:hanging="284"/>
+        <w:jc w:val="both"/>
+        <w:rPr>
+          <w:rFonts w:ascii="Arial" w:hAnsi="Arial" w:cs="Arial"/>
+          <w:sz w:val="24"/>
+          <w:szCs w:val="24"/>
+        </w:rPr>
+      </w:pPr>
+      <w:r>
+        <w:rPr>
+          <w:rFonts w:ascii="Arial" w:hAnsi="Arial" w:cs="Arial"/>
+          <w:sz w:val="24"/>
+          <w:szCs w:val="24"/>
+        </w:rPr>
+        <w:t xml:space="preserve">Elaborar o </w:t>
+      </w:r>
+      <w:proofErr w:type="spellStart"/>
+      <w:r>
+        <w:rPr>
+          <w:rFonts w:ascii="Arial" w:hAnsi="Arial" w:cs="Arial"/>
+          <w:sz w:val="24"/>
+          <w:szCs w:val="24"/>
+        </w:rPr>
+        <w:t>pôster</w:t>
+      </w:r>
+      <w:proofErr w:type="spellEnd"/>
+      <w:r>
+        <w:rPr>
+          <w:rFonts w:ascii="Arial" w:hAnsi="Arial" w:cs="Arial"/>
+          <w:sz w:val="24"/>
+          <w:szCs w:val="24"/>
+        </w:rPr>
+        <w:t xml:space="preserve"> no</w:t>
+      </w:r>
+      <w:r>
+        <w:rPr>
+          <w:rFonts w:ascii="Arial" w:hAnsi="Arial" w:cs="Arial"/>
+          <w:spacing w:val="1"/>
+          <w:sz w:val="24"/>
+          <w:szCs w:val="24"/>
+        </w:rPr>
+        <w:t xml:space="preserve"> </w:t>
+      </w:r>
+      <w:r>
+        <w:rPr>
+          <w:rFonts w:ascii="Arial" w:hAnsi="Arial" w:cs="Arial"/>
+          <w:sz w:val="24"/>
+          <w:szCs w:val="24"/>
+        </w:rPr>
+        <w:t>PowerPoint ou programa similar, em inglês,</w:t>
+      </w:r>
+      <w:r>
+        <w:rPr>
+          <w:rFonts w:ascii="Arial" w:hAnsi="Arial" w:cs="Arial"/>
+          <w:spacing w:val="1"/>
+          <w:sz w:val="24"/>
+          <w:szCs w:val="24"/>
+        </w:rPr>
+        <w:t xml:space="preserve"> seguindo o modelo a ser disponibilizado na plataforma do evento. </w:t>
+      </w:r>
+    </w:p>
+    <w:p>
+      <w:pPr>
+        <w:pStyle w:val="PargrafodaLista"/>
+        <w:numPr>
+          <w:ilvl w:val="0"/>
+          <w:numId w:val="3"/>
+        </w:numPr>
+        <w:tabs>
+          <w:tab w:val="left" w:pos="284"/>
+          <w:tab w:val="left" w:pos="2127"/>
+        </w:tabs>
+        <w:spacing w:line="360" w:lineRule="auto"/>
+        <w:ind w:right="112"/>
+        <w:jc w:val="both"/>
+        <w:rPr>
+          <w:rFonts w:ascii="Arial" w:hAnsi="Arial" w:cs="Arial"/>
+          <w:sz w:val="24"/>
+          <w:szCs w:val="24"/>
+        </w:rPr>
+      </w:pPr>
+      <w:r>
+        <w:rPr>
+          <w:rFonts w:ascii="Arial" w:hAnsi="Arial" w:cs="Arial"/>
+          <w:sz w:val="24"/>
+          <w:szCs w:val="24"/>
+        </w:rPr>
+        <w:t xml:space="preserve">A dimensão do </w:t>
+      </w:r>
+      <w:proofErr w:type="spellStart"/>
+      <w:r>
+        <w:rPr>
+          <w:rFonts w:ascii="Arial" w:hAnsi="Arial" w:cs="Arial"/>
+          <w:sz w:val="24"/>
+          <w:szCs w:val="24"/>
+        </w:rPr>
+        <w:t>pôster</w:t>
+      </w:r>
+      <w:proofErr w:type="spellEnd"/>
+      <w:r>
+        <w:rPr>
+          <w:rFonts w:ascii="Arial" w:hAnsi="Arial" w:cs="Arial"/>
+          <w:sz w:val="24"/>
+          <w:szCs w:val="24"/>
+        </w:rPr>
+        <w:t xml:space="preserve"> deve ser de 120 cm de altura por 90 cm de largura. O título deverá ser o mesmo utilizado no resumo e escrito em letras maiúsculas, de modo a permitir sua leitura a 3 metros de distância (sugere-se fonte </w:t>
+      </w:r>
+      <w:proofErr w:type="spellStart"/>
+      <w:r>
+        <w:rPr>
+          <w:rFonts w:ascii="Arial" w:hAnsi="Arial" w:cs="Arial"/>
+          <w:sz w:val="24"/>
+          <w:szCs w:val="24"/>
+        </w:rPr>
+        <w:t>Arial</w:t>
+      </w:r>
+      <w:proofErr w:type="spellEnd"/>
+      <w:r>
+        <w:rPr>
+          <w:rFonts w:ascii="Arial" w:hAnsi="Arial" w:cs="Arial"/>
+          <w:sz w:val="24"/>
+          <w:szCs w:val="24"/>
+        </w:rPr>
+        <w:t>, tamanho 60 ou maior).</w:t>
+      </w:r>
+    </w:p>
+    <w:p>
+      <w:pPr>
+        <w:pStyle w:val="PargrafodaLista"/>
+        <w:numPr>
+          <w:ilvl w:val="0"/>
+          <w:numId w:val="1"/>
+        </w:numPr>
+        <w:tabs>
+          <w:tab w:val="left" w:pos="284"/>
+          <w:tab w:val="left" w:pos="2127"/>
+        </w:tabs>
+        <w:spacing w:line="360" w:lineRule="auto"/>
+        <w:ind w:left="284" w:right="112" w:hanging="284"/>
+        <w:jc w:val="both"/>
+        <w:rPr>
+          <w:rFonts w:ascii="Arial" w:hAnsi="Arial" w:cs="Arial"/>
+          <w:sz w:val="24"/>
+          <w:szCs w:val="24"/>
+        </w:rPr>
+      </w:pPr>
+      <w:r>
+        <w:rPr>
+          <w:rFonts w:ascii="Arial" w:hAnsi="Arial" w:cs="Arial"/>
+          <w:sz w:val="24"/>
+          <w:szCs w:val="24"/>
+        </w:rPr>
+        <w:t xml:space="preserve">O </w:t>
+      </w:r>
+      <w:proofErr w:type="spellStart"/>
+      <w:r>
+        <w:rPr>
+          <w:rFonts w:ascii="Arial" w:hAnsi="Arial" w:cs="Arial"/>
+          <w:sz w:val="24"/>
+          <w:szCs w:val="24"/>
+        </w:rPr>
+        <w:t>pôster</w:t>
+      </w:r>
+      <w:proofErr w:type="spellEnd"/>
+      <w:r>
+        <w:rPr>
+          <w:rFonts w:ascii="Arial" w:hAnsi="Arial" w:cs="Arial"/>
+          <w:sz w:val="24"/>
+          <w:szCs w:val="24"/>
+        </w:rPr>
+        <w:t xml:space="preserve"> deve ser legível a uma distância de pelo menos um metro.</w:t>
+      </w:r>
+    </w:p>
+    <w:p>
+      <w:pPr>
+        <w:pStyle w:val="PargrafodaLista"/>
+        <w:numPr>
+          <w:ilvl w:val="0"/>
+          <w:numId w:val="1"/>
+        </w:numPr>
+        <w:tabs>
+          <w:tab w:val="left" w:pos="284"/>
+          <w:tab w:val="left" w:pos="2127"/>
+        </w:tabs>
+        <w:spacing w:line="360" w:lineRule="auto"/>
+        <w:ind w:left="284" w:right="112" w:hanging="284"/>
+        <w:jc w:val="both"/>
+        <w:rPr>
+          <w:rFonts w:ascii="Arial" w:hAnsi="Arial" w:cs="Arial"/>
+          <w:sz w:val="24"/>
+          <w:szCs w:val="24"/>
+        </w:rPr>
+      </w:pPr>
+      <w:r>
+        <w:rPr>
+          <w:rFonts w:ascii="Arial" w:hAnsi="Arial" w:cs="Arial"/>
+          <w:sz w:val="24"/>
+          <w:szCs w:val="24"/>
+        </w:rPr>
+        <w:t xml:space="preserve">O projeto gráfico do </w:t>
+      </w:r>
+      <w:proofErr w:type="spellStart"/>
+      <w:r>
+        <w:rPr>
+          <w:rFonts w:ascii="Arial" w:hAnsi="Arial" w:cs="Arial"/>
+          <w:sz w:val="24"/>
+          <w:szCs w:val="24"/>
+        </w:rPr>
+        <w:t>pôster</w:t>
+      </w:r>
+      <w:proofErr w:type="spellEnd"/>
+      <w:r>
+        <w:rPr>
+          <w:rFonts w:ascii="Arial" w:hAnsi="Arial" w:cs="Arial"/>
+          <w:sz w:val="24"/>
+          <w:szCs w:val="24"/>
+        </w:rPr>
+        <w:t xml:space="preserve"> é responsabilidade do(s) autor(</w:t>
+      </w:r>
+      <w:proofErr w:type="spellStart"/>
+      <w:r>
+        <w:rPr>
+          <w:rFonts w:ascii="Arial" w:hAnsi="Arial" w:cs="Arial"/>
+          <w:sz w:val="24"/>
+          <w:szCs w:val="24"/>
+        </w:rPr>
+        <w:t>es</w:t>
+      </w:r>
+      <w:proofErr w:type="spellEnd"/>
+      <w:r>
+        <w:rPr>
+          <w:rFonts w:ascii="Arial" w:hAnsi="Arial" w:cs="Arial"/>
+          <w:sz w:val="24"/>
+          <w:szCs w:val="24"/>
+        </w:rPr>
+        <w:t>).</w:t>
+      </w:r>
+    </w:p>
+    <w:p>
+      <w:pPr>
+        <w:pStyle w:val="PargrafodaLista"/>
+        <w:numPr>
+          <w:ilvl w:val="0"/>
+          <w:numId w:val="1"/>
+        </w:numPr>
+        <w:tabs>
+          <w:tab w:val="left" w:pos="284"/>
+          <w:tab w:val="left" w:pos="2127"/>
+        </w:tabs>
+        <w:spacing w:line="360" w:lineRule="auto"/>
+        <w:ind w:left="284" w:right="112" w:hanging="284"/>
+        <w:jc w:val="both"/>
+        <w:rPr>
+          <w:rFonts w:ascii="Arial" w:hAnsi="Arial" w:cs="Arial"/>
+          <w:sz w:val="24"/>
+          <w:szCs w:val="24"/>
+        </w:rPr>
+      </w:pPr>
+      <w:r>
+        <w:rPr>
+          <w:rFonts w:ascii="Arial" w:eastAsiaTheme="minorHAnsi" w:hAnsi="Arial" w:cs="Arial"/>
+          <w:color w:val="000000"/>
+          <w:sz w:val="24"/>
+          <w:szCs w:val="24"/>
+          <w:lang w:val="pt-BR"/>
+        </w:rPr>
+        <w:t xml:space="preserve"> O pôster impresso deverá ter adereço que permita ser pendurado nos painéis no </w:t>
+      </w:r>
+    </w:p>
+    <w:p>
+      <w:pPr>
+        <w:pStyle w:val="PargrafodaLista"/>
+        <w:numPr>
+          <w:ilvl w:val="0"/>
+          <w:numId w:val="1"/>
+        </w:numPr>
+        <w:tabs>
+          <w:tab w:val="left" w:pos="284"/>
+          <w:tab w:val="left" w:pos="2127"/>
+        </w:tabs>
+        <w:spacing w:line="360" w:lineRule="auto"/>
+        <w:ind w:left="284" w:right="112" w:hanging="284"/>
+        <w:jc w:val="both"/>
+        <w:rPr>
+          <w:rFonts w:ascii="Arial" w:hAnsi="Arial" w:cs="Arial"/>
+          <w:sz w:val="24"/>
+          <w:szCs w:val="24"/>
+        </w:rPr>
+      </w:pPr>
+      <w:r>
+        <w:rPr>
+          <w:rFonts w:ascii="Arial" w:eastAsiaTheme="minorHAnsi" w:hAnsi="Arial" w:cs="Arial"/>
+          <w:color w:val="000000"/>
+          <w:sz w:val="24"/>
+          <w:szCs w:val="24"/>
+          <w:lang w:val="pt-BR"/>
+        </w:rPr>
+        <w:lastRenderedPageBreak/>
+        <w:t>local do evento.</w:t>
+      </w:r>
+    </w:p>
+    <w:p>
+      <w:pPr>
+        <w:pStyle w:val="Default"/>
+        <w:numPr>
+          <w:ilvl w:val="0"/>
+          <w:numId w:val="1"/>
+        </w:numPr>
+        <w:tabs>
+          <w:tab w:val="left" w:pos="284"/>
+        </w:tabs>
+        <w:spacing w:line="360" w:lineRule="auto"/>
+        <w:ind w:left="284" w:hanging="284"/>
+        <w:jc w:val="both"/>
+        <w:rPr>
+          <w:color w:val="auto"/>
+        </w:rPr>
+      </w:pPr>
+      <w:r>
+        <w:rPr>
+          <w:color w:val="auto"/>
+        </w:rPr>
+        <w:t>Usar modelo para a elaboração do pôster (https://www.sicsunimar.com.br/#submissao).</w:t>
+      </w:r>
+    </w:p>
+    <w:p>
+      <w:pPr>
+        <w:tabs>
+          <w:tab w:val="left" w:pos="284"/>
+          <w:tab w:val="left" w:pos="2127"/>
+        </w:tabs>
+        <w:spacing w:line="360" w:lineRule="auto"/>
+        <w:ind w:right="112"/>
+        <w:jc w:val="both"/>
+        <w:rPr>
+          <w:rFonts w:ascii="Arial" w:hAnsi="Arial" w:cs="Arial"/>
+          <w:sz w:val="24"/>
+          <w:szCs w:val="24"/>
+        </w:rPr>
+      </w:pPr>
+    </w:p>
+    <w:p>
+      <w:pPr>
+        <w:pStyle w:val="PargrafodaLista"/>
+        <w:numPr>
+          <w:ilvl w:val="0"/>
+          <w:numId w:val="2"/>
+        </w:numPr>
+        <w:tabs>
+          <w:tab w:val="left" w:pos="284"/>
+          <w:tab w:val="left" w:pos="567"/>
+        </w:tabs>
+        <w:spacing w:line="360" w:lineRule="auto"/>
+        <w:ind w:hanging="820"/>
+        <w:jc w:val="both"/>
+        <w:rPr>
+          <w:rFonts w:ascii="Arial" w:hAnsi="Arial" w:cs="Arial"/>
+          <w:b/>
+          <w:sz w:val="24"/>
+          <w:szCs w:val="24"/>
+        </w:rPr>
+      </w:pPr>
+      <w:r>
+        <w:rPr>
+          <w:rFonts w:ascii="Arial" w:hAnsi="Arial" w:cs="Arial"/>
+          <w:b/>
+          <w:sz w:val="24"/>
+          <w:szCs w:val="24"/>
+        </w:rPr>
+        <w:t xml:space="preserve">Apresentação do </w:t>
+      </w:r>
+      <w:proofErr w:type="spellStart"/>
+      <w:r>
+        <w:rPr>
+          <w:rFonts w:ascii="Arial" w:hAnsi="Arial" w:cs="Arial"/>
+          <w:b/>
+          <w:sz w:val="24"/>
+          <w:szCs w:val="24"/>
+        </w:rPr>
+        <w:t>pôster</w:t>
+      </w:r>
+      <w:proofErr w:type="spellEnd"/>
+      <w:r>
+        <w:rPr>
+          <w:rFonts w:ascii="Arial" w:hAnsi="Arial" w:cs="Arial"/>
+          <w:b/>
+          <w:sz w:val="24"/>
+          <w:szCs w:val="24"/>
+        </w:rPr>
+        <w:t xml:space="preserve"> </w:t>
+      </w:r>
+    </w:p>
+    <w:p>
+      <w:pPr>
+        <w:pStyle w:val="Corpodetexto"/>
+        <w:tabs>
+          <w:tab w:val="left" w:pos="2127"/>
+        </w:tabs>
+        <w:spacing w:line="360" w:lineRule="auto"/>
+        <w:jc w:val="both"/>
+        <w:rPr>
+          <w:sz w:val="24"/>
+          <w:szCs w:val="24"/>
+        </w:rPr>
+      </w:pPr>
+      <w:r>
+        <w:rPr>
+          <w:sz w:val="24"/>
+          <w:szCs w:val="24"/>
+        </w:rPr>
+        <w:t xml:space="preserve">O </w:t>
+      </w:r>
+      <w:proofErr w:type="spellStart"/>
+      <w:r>
+        <w:rPr>
+          <w:sz w:val="24"/>
+          <w:szCs w:val="24"/>
+        </w:rPr>
+        <w:t>pôster</w:t>
+      </w:r>
+      <w:proofErr w:type="spellEnd"/>
+      <w:r>
+        <w:rPr>
+          <w:sz w:val="24"/>
+          <w:szCs w:val="24"/>
+        </w:rPr>
+        <w:t xml:space="preserve"> deverá ser fixado na data e em local </w:t>
+      </w:r>
+      <w:proofErr w:type="spellStart"/>
+      <w:r>
+        <w:rPr>
+          <w:sz w:val="24"/>
+          <w:szCs w:val="24"/>
+        </w:rPr>
+        <w:t>pre-determinados</w:t>
+      </w:r>
+      <w:proofErr w:type="spellEnd"/>
+      <w:r>
+        <w:rPr>
+          <w:sz w:val="24"/>
+          <w:szCs w:val="24"/>
+        </w:rPr>
+        <w:t xml:space="preserve"> (informados na plataforma do evento na comunicação da aprovação do resumo). </w:t>
+      </w:r>
+    </w:p>
+    <w:p>
+      <w:pPr>
+        <w:pStyle w:val="Corpodetexto"/>
+        <w:tabs>
+          <w:tab w:val="left" w:pos="2127"/>
+        </w:tabs>
+        <w:spacing w:line="360" w:lineRule="auto"/>
+        <w:jc w:val="both"/>
+        <w:rPr>
+          <w:sz w:val="24"/>
+          <w:szCs w:val="24"/>
+        </w:rPr>
+      </w:pPr>
+      <w:r>
+        <w:rPr>
+          <w:sz w:val="24"/>
+          <w:szCs w:val="24"/>
+        </w:rPr>
+        <w:t xml:space="preserve">Ao receber a comunicação de aceite do resumo, também serão informados da data e do horário da apresentação do </w:t>
+      </w:r>
+      <w:proofErr w:type="spellStart"/>
+      <w:r>
+        <w:rPr>
+          <w:sz w:val="24"/>
+          <w:szCs w:val="24"/>
+        </w:rPr>
+        <w:t>pôster</w:t>
+      </w:r>
+      <w:proofErr w:type="spellEnd"/>
+      <w:r>
+        <w:rPr>
+          <w:sz w:val="24"/>
+          <w:szCs w:val="24"/>
+        </w:rPr>
+        <w:t>, quando pelo menos um dos autores deverá estar ao lado dele para receber o membro da comissão científica (avaliador). Na ocasião, o autor terá até 5 (cinco) minutos para a exposição, seguidos de 5 (cinco) minutos de arguição pelo avaliador.</w:t>
+      </w:r>
+    </w:p>
+    <w:p>
+      <w:pPr>
+        <w:pStyle w:val="Corpodetexto"/>
+        <w:tabs>
+          <w:tab w:val="left" w:pos="2127"/>
+        </w:tabs>
+        <w:spacing w:line="360" w:lineRule="auto"/>
+        <w:jc w:val="both"/>
+        <w:rPr>
+          <w:sz w:val="24"/>
+          <w:szCs w:val="24"/>
+        </w:rPr>
+      </w:pPr>
+      <w:r>
+        <w:rPr>
+          <w:rFonts w:ascii="Cambria Math" w:eastAsia="MS Mincho" w:hAnsi="Cambria Math" w:cs="Cambria Math"/>
+          <w:sz w:val="24"/>
+          <w:szCs w:val="24"/>
+        </w:rPr>
+        <w:t>◆</w:t>
+      </w:r>
+      <w:r>
+        <w:rPr>
+          <w:sz w:val="24"/>
+          <w:szCs w:val="24"/>
+        </w:rPr>
+        <w:t xml:space="preserve">O </w:t>
+      </w:r>
+      <w:proofErr w:type="spellStart"/>
+      <w:r>
+        <w:rPr>
+          <w:sz w:val="24"/>
+          <w:szCs w:val="24"/>
+        </w:rPr>
+        <w:t>pôster</w:t>
+      </w:r>
+      <w:proofErr w:type="spellEnd"/>
+      <w:r>
+        <w:rPr>
+          <w:sz w:val="24"/>
+          <w:szCs w:val="24"/>
+        </w:rPr>
+        <w:t xml:space="preserve"> do </w:t>
+      </w:r>
+      <w:r>
+        <w:rPr>
+          <w:b/>
+          <w:bCs/>
+          <w:sz w:val="24"/>
+          <w:szCs w:val="24"/>
+        </w:rPr>
+        <w:t>lote 1</w:t>
+      </w:r>
+      <w:r>
+        <w:rPr>
+          <w:sz w:val="24"/>
+          <w:szCs w:val="24"/>
+        </w:rPr>
+        <w:t xml:space="preserve"> deverá ser removido no dia 26 de maio de 2026, entre 19h00 e 20h00, impreterivelmente. Após esse prazo, o mesmo será descartado.</w:t>
+      </w:r>
+    </w:p>
+    <w:p>
+      <w:pPr>
+        <w:pStyle w:val="Corpodetexto"/>
+        <w:tabs>
+          <w:tab w:val="left" w:pos="2127"/>
+        </w:tabs>
+        <w:spacing w:line="360" w:lineRule="auto"/>
+        <w:jc w:val="both"/>
+        <w:rPr>
+          <w:sz w:val="24"/>
+          <w:szCs w:val="24"/>
+        </w:rPr>
+      </w:pPr>
+      <w:r>
+        <w:rPr>
+          <w:rFonts w:ascii="Cambria Math" w:eastAsia="MS Mincho" w:hAnsi="Cambria Math" w:cs="Cambria Math"/>
+          <w:sz w:val="24"/>
+          <w:szCs w:val="24"/>
+        </w:rPr>
+        <w:t>◆</w:t>
+      </w:r>
+      <w:r>
+        <w:rPr>
+          <w:sz w:val="24"/>
+          <w:szCs w:val="24"/>
+        </w:rPr>
+        <w:t xml:space="preserve">O </w:t>
+      </w:r>
+      <w:proofErr w:type="spellStart"/>
+      <w:r>
+        <w:rPr>
+          <w:sz w:val="24"/>
+          <w:szCs w:val="24"/>
+        </w:rPr>
+        <w:t>pôster</w:t>
+      </w:r>
+      <w:proofErr w:type="spellEnd"/>
+      <w:r>
+        <w:rPr>
+          <w:sz w:val="24"/>
+          <w:szCs w:val="24"/>
+        </w:rPr>
+        <w:t xml:space="preserve"> do </w:t>
+      </w:r>
+      <w:r>
+        <w:rPr>
+          <w:b/>
+          <w:bCs/>
+          <w:sz w:val="24"/>
+          <w:szCs w:val="24"/>
+        </w:rPr>
+        <w:t>lote 2</w:t>
+      </w:r>
+      <w:r>
+        <w:rPr>
+          <w:sz w:val="24"/>
+          <w:szCs w:val="24"/>
+        </w:rPr>
+        <w:t xml:space="preserve"> deverá ser removido no dia 27 de maio de 2026, entre 17h00 e 18h00, impreterivelmente. Após esse prazo, o mesmo será descartado.</w:t>
+      </w:r>
+    </w:p>
+    <w:p>
+      <w:pPr>
+        <w:pStyle w:val="PargrafodaLista"/>
+        <w:tabs>
+          <w:tab w:val="left" w:pos="567"/>
+          <w:tab w:val="left" w:pos="2127"/>
+        </w:tabs>
+        <w:spacing w:line="360" w:lineRule="auto"/>
+        <w:ind w:left="580" w:right="112" w:firstLine="0"/>
+        <w:jc w:val="both"/>
+        <w:rPr>
+          <w:rFonts w:ascii="Arial" w:hAnsi="Arial" w:cs="Arial"/>
+          <w:sz w:val="24"/>
+          <w:szCs w:val="24"/>
+        </w:rPr>
+      </w:pPr>
+    </w:p>
+    <w:p>
+      <w:pPr>
+        <w:pStyle w:val="PargrafodaLista"/>
+        <w:numPr>
+          <w:ilvl w:val="0"/>
+          <w:numId w:val="2"/>
+        </w:numPr>
+        <w:tabs>
+          <w:tab w:val="left" w:pos="284"/>
+        </w:tabs>
+        <w:spacing w:line="360" w:lineRule="auto"/>
+        <w:ind w:left="567" w:hanging="567"/>
+        <w:jc w:val="both"/>
+        <w:rPr>
+          <w:rFonts w:ascii="Arial" w:hAnsi="Arial" w:cs="Arial"/>
+          <w:b/>
+          <w:bCs/>
+          <w:sz w:val="24"/>
+          <w:szCs w:val="24"/>
+        </w:rPr>
+      </w:pPr>
+      <w:r>
+        <w:rPr>
+          <w:rFonts w:ascii="Arial" w:hAnsi="Arial" w:cs="Arial"/>
+          <w:b/>
+          <w:bCs/>
+          <w:sz w:val="24"/>
+          <w:szCs w:val="24"/>
+        </w:rPr>
+        <w:t>Certificado</w:t>
+      </w:r>
+    </w:p>
+    <w:p>
+      <w:pPr>
+        <w:tabs>
+          <w:tab w:val="left" w:pos="2127"/>
+        </w:tabs>
+        <w:spacing w:line="360" w:lineRule="auto"/>
+        <w:jc w:val="both"/>
+        <w:rPr>
+          <w:rFonts w:ascii="Arial" w:hAnsi="Arial" w:cs="Arial"/>
+          <w:sz w:val="24"/>
+          <w:szCs w:val="24"/>
+        </w:rPr>
+      </w:pPr>
+      <w:r>
+        <w:rPr>
+          <w:rFonts w:ascii="Arial" w:hAnsi="Arial" w:cs="Arial"/>
+          <w:sz w:val="24"/>
+          <w:szCs w:val="24"/>
+        </w:rPr>
+        <w:t xml:space="preserve">Será disponibilizado na forma digital na plataforma do evento. </w:t>
+      </w:r>
+    </w:p>
+    <w:p>
+      <w:pPr>
+        <w:tabs>
+          <w:tab w:val="left" w:pos="2127"/>
+        </w:tabs>
+        <w:spacing w:line="360" w:lineRule="auto"/>
+        <w:ind w:left="284"/>
+        <w:jc w:val="both"/>
+        <w:rPr>
+          <w:rFonts w:ascii="Arial" w:hAnsi="Arial" w:cs="Arial"/>
+          <w:sz w:val="24"/>
+          <w:szCs w:val="24"/>
+        </w:rPr>
+      </w:pPr>
+    </w:p>
+    <w:p>
+      <w:pPr>
+        <w:pStyle w:val="PargrafodaLista"/>
+        <w:numPr>
+          <w:ilvl w:val="0"/>
+          <w:numId w:val="2"/>
+        </w:numPr>
+        <w:tabs>
+          <w:tab w:val="left" w:pos="2127"/>
+        </w:tabs>
+        <w:spacing w:line="360" w:lineRule="auto"/>
+        <w:ind w:left="426" w:hanging="426"/>
+        <w:jc w:val="both"/>
+        <w:rPr>
+          <w:rFonts w:ascii="Arial" w:hAnsi="Arial" w:cs="Arial"/>
+          <w:b/>
+          <w:bCs/>
+          <w:sz w:val="24"/>
+          <w:szCs w:val="24"/>
+        </w:rPr>
+      </w:pPr>
+      <w:r>
+        <w:rPr>
+          <w:rFonts w:ascii="Arial" w:hAnsi="Arial" w:cs="Arial"/>
+          <w:b/>
+          <w:bCs/>
+          <w:sz w:val="24"/>
+          <w:szCs w:val="24"/>
+        </w:rPr>
+        <w:t>Premiação</w:t>
+      </w:r>
+    </w:p>
+    <w:p>
+      <w:pPr>
+        <w:pStyle w:val="PargrafodaLista"/>
+        <w:numPr>
+          <w:ilvl w:val="0"/>
+          <w:numId w:val="4"/>
+        </w:numPr>
+        <w:tabs>
+          <w:tab w:val="left" w:pos="2127"/>
+        </w:tabs>
+        <w:spacing w:line="360" w:lineRule="auto"/>
+        <w:ind w:left="-5"/>
+        <w:jc w:val="both"/>
+        <w:rPr>
+          <w:rFonts w:ascii="Arial" w:hAnsi="Arial" w:cs="Arial"/>
+          <w:sz w:val="24"/>
+          <w:szCs w:val="24"/>
+        </w:rPr>
+      </w:pPr>
+      <w:r>
+        <w:rPr>
+          <w:rFonts w:ascii="Arial" w:hAnsi="Arial" w:cs="Arial"/>
+          <w:color w:val="000000" w:themeColor="text1"/>
+          <w:sz w:val="24"/>
+          <w:szCs w:val="24"/>
+        </w:rPr>
+        <w:t>Os três primeiros colocados receberão certificado de distinção além de isenção na inscrição para o 3º. SICS em 2027.</w:t>
+      </w:r>
+      <w:r>
+        <w:rPr>
+          <w:rFonts w:ascii="Arial" w:hAnsi="Arial" w:cs="Arial"/>
+          <w:color w:val="FF0000"/>
+          <w:sz w:val="24"/>
+          <w:szCs w:val="24"/>
+        </w:rPr>
+        <w:t xml:space="preserve"> </w:t>
+      </w:r>
+    </w:p>
+    <w:p>
+      <w:pPr>
+        <w:ind w:left="-5"/>
+        <w:jc w:val="both"/>
+        <w:rPr>
+          <w:rFonts w:ascii="Arial" w:hAnsi="Arial" w:cs="Arial"/>
+          <w:sz w:val="24"/>
+          <w:szCs w:val="24"/>
+        </w:rPr>
+      </w:pPr>
+    </w:p>
+    <w:p>
+      <w:pPr>
+        <w:ind w:left="-5"/>
+        <w:jc w:val="both"/>
+        <w:rPr>
+          <w:rFonts w:ascii="Arial" w:hAnsi="Arial" w:cs="Arial"/>
+          <w:sz w:val="24"/>
+          <w:szCs w:val="24"/>
+        </w:rPr>
+      </w:pPr>
+    </w:p>
+    <w:p>
+      <w:pPr>
+        <w:ind w:left="-5"/>
+        <w:jc w:val="both"/>
+        <w:rPr>
+          <w:rFonts w:ascii="Arial" w:hAnsi="Arial" w:cs="Arial"/>
+          <w:sz w:val="24"/>
+          <w:szCs w:val="24"/>
+        </w:rPr>
+      </w:pPr>
+    </w:p>
+    <w:p>
+      <w:pPr>
+        <w:ind w:left="-5"/>
+        <w:jc w:val="both"/>
+        <w:rPr>
+          <w:rFonts w:ascii="Arial" w:hAnsi="Arial" w:cs="Arial"/>
+          <w:sz w:val="24"/>
+          <w:szCs w:val="24"/>
+        </w:rPr>
+      </w:pPr>
+    </w:p>
+    <w:p>
+      <w:pPr>
+        <w:jc w:val="both"/>
+        <w:rPr>
+          <w:rFonts w:ascii="Arial" w:hAnsi="Arial" w:cs="Arial"/>
+          <w:sz w:val="24"/>
+          <w:szCs w:val="24"/>
+        </w:rPr>
+      </w:pPr>
+    </w:p>
+    <w:p>
+      <w:pPr>
+        <w:ind w:left="-5"/>
+        <w:jc w:val="both"/>
+        <w:rPr>
+          <w:rFonts w:ascii="Arial" w:hAnsi="Arial" w:cs="Arial"/>
+          <w:sz w:val="24"/>
+          <w:szCs w:val="24"/>
+        </w:rPr>
+      </w:pPr>
+    </w:p>
+    <w:p>
+      <w:pPr>
+        <w:rPr>
+          <w:rFonts w:ascii="Arial" w:hAnsi="Arial" w:cs="Arial"/>
+        </w:rPr>
+      </w:pPr>
+    </w:p>
     <w:sectPr>
       <w:headerReference w:type="default" r:id="rId7"/>
       <w:footerReference w:type="default" r:id="rId8"/>
